--- a/WEEK-5.docx
+++ b/WEEK-5.docx
@@ -2032,6 +2032,9 @@
     </w:p>
     <w:p>
       <w:r>
+        <w:rPr>
+          <w:noProof/>
+        </w:rPr>
         <w:drawing>
           <wp:inline distT="0" distB="0" distL="0" distR="0" wp14:anchorId="21255A47" wp14:editId="054FA2C8">
             <wp:extent cx="2228850" cy="4465955"/>
@@ -2071,6 +2074,9 @@
     </w:p>
     <w:p>
       <w:r>
+        <w:rPr>
+          <w:noProof/>
+        </w:rPr>
         <w:lastRenderedPageBreak/>
         <w:drawing>
           <wp:inline distT="0" distB="0" distL="0" distR="0" wp14:anchorId="658FE11A" wp14:editId="6C3541F5">
@@ -2111,6 +2117,9 @@
     </w:p>
     <w:p>
       <w:r>
+        <w:rPr>
+          <w:noProof/>
+        </w:rPr>
         <w:drawing>
           <wp:inline distT="0" distB="0" distL="0" distR="0" wp14:anchorId="1730AD09" wp14:editId="1F2DD58B">
             <wp:extent cx="5731510" cy="2173605"/>
@@ -2151,6 +2160,9 @@
     <w:p/>
     <w:p>
       <w:r>
+        <w:rPr>
+          <w:noProof/>
+        </w:rPr>
         <w:drawing>
           <wp:inline distT="0" distB="0" distL="0" distR="0" wp14:anchorId="20EC641D" wp14:editId="27C9755E">
             <wp:extent cx="4473328" cy="3505504"/>
@@ -2190,6 +2202,9 @@
     </w:p>
     <w:p>
       <w:r>
+        <w:rPr>
+          <w:noProof/>
+        </w:rPr>
         <w:lastRenderedPageBreak/>
         <w:drawing>
           <wp:inline distT="0" distB="0" distL="0" distR="0" wp14:anchorId="26C878C2" wp14:editId="429B304A">
@@ -2230,6 +2245,9 @@
     </w:p>
     <w:p>
       <w:r>
+        <w:rPr>
+          <w:noProof/>
+        </w:rPr>
         <w:drawing>
           <wp:inline distT="0" distB="0" distL="0" distR="0" wp14:anchorId="28098A67" wp14:editId="01CF4FEF">
             <wp:extent cx="5731510" cy="2482215"/>
@@ -2275,6 +2293,11 @@
         </w:rPr>
       </w:pPr>
       <w:r>
+        <w:rPr>
+          <w:b/>
+          <w:bCs/>
+          <w:u w:val="single"/>
+        </w:rPr>
         <w:t>REACT-3</w:t>
       </w:r>
       <w:r>
@@ -2665,7 +2688,7 @@
     <w:p>
       <w:r>
         <w:pict w14:anchorId="1C90BA78">
-          <v:rect id="_x0000_i1182" style="width:0;height:1.5pt" o:hralign="center" o:hrstd="t" o:hr="t" fillcolor="#a0a0a0" stroked="f"/>
+          <v:rect id="_x0000_i1025" style="width:0;height:1.5pt" o:hralign="center" o:hrstd="t" o:hr="t" fillcolor="#a0a0a0" stroked="f"/>
         </w:pict>
       </w:r>
     </w:p>
@@ -2936,7 +2959,7 @@
     <w:p>
       <w:r>
         <w:pict w14:anchorId="12620759">
-          <v:rect id="_x0000_i1184" style="width:0;height:1.5pt" o:hralign="center" o:hrstd="t" o:hr="t" fillcolor="#a0a0a0" stroked="f"/>
+          <v:rect id="_x0000_i1026" style="width:0;height:1.5pt" o:hralign="center" o:hrstd="t" o:hr="t" fillcolor="#a0a0a0" stroked="f"/>
         </w:pict>
       </w:r>
     </w:p>
@@ -3115,7 +3138,7 @@
     <w:p>
       <w:r>
         <w:pict w14:anchorId="55C0A84A">
-          <v:rect id="_x0000_i1185" style="width:0;height:1.5pt" o:hralign="center" o:hrstd="t" o:hr="t" fillcolor="#a0a0a0" stroked="f"/>
+          <v:rect id="_x0000_i1027" style="width:0;height:1.5pt" o:hralign="center" o:hrstd="t" o:hr="t" fillcolor="#a0a0a0" stroked="f"/>
         </w:pict>
       </w:r>
     </w:p>
@@ -3296,10 +3319,1476 @@
         </w:numPr>
       </w:pPr>
       <w:r>
-        <w:t>Defines the UI of the component.</w:t>
+        <w:t>Defines the UI of the component</w:t>
+      </w:r>
+      <w:r>
+        <w:t>.</w:t>
       </w:r>
     </w:p>
     <w:p/>
+    <w:p/>
+    <w:p/>
+    <w:p/>
+    <w:p/>
+    <w:p>
+      <w:r>
+        <w:lastRenderedPageBreak/>
+        <w:t>SCORECALCULATORAPP:</w:t>
+      </w:r>
+    </w:p>
+    <w:p>
+      <w:r>
+        <w:drawing>
+          <wp:inline distT="0" distB="0" distL="0" distR="0" wp14:anchorId="4A9C6357" wp14:editId="681C652C">
+            <wp:extent cx="4282043" cy="4175760"/>
+            <wp:effectExtent l="0" t="0" r="4445" b="0"/>
+            <wp:docPr id="46184439" name="Picture 1"/>
+            <wp:cNvGraphicFramePr>
+              <a:graphicFrameLocks xmlns:a="http://schemas.openxmlformats.org/drawingml/2006/main" noChangeAspect="1"/>
+            </wp:cNvGraphicFramePr>
+            <a:graphic xmlns:a="http://schemas.openxmlformats.org/drawingml/2006/main">
+              <a:graphicData uri="http://schemas.openxmlformats.org/drawingml/2006/picture">
+                <pic:pic xmlns:pic="http://schemas.openxmlformats.org/drawingml/2006/picture">
+                  <pic:nvPicPr>
+                    <pic:cNvPr id="46184439" name=""/>
+                    <pic:cNvPicPr/>
+                  </pic:nvPicPr>
+                  <pic:blipFill>
+                    <a:blip r:embed="rId13"/>
+                    <a:stretch>
+                      <a:fillRect/>
+                    </a:stretch>
+                  </pic:blipFill>
+                  <pic:spPr>
+                    <a:xfrm>
+                      <a:off x="0" y="0"/>
+                      <a:ext cx="4342073" cy="4234300"/>
+                    </a:xfrm>
+                    <a:prstGeom prst="rect">
+                      <a:avLst/>
+                    </a:prstGeom>
+                  </pic:spPr>
+                </pic:pic>
+              </a:graphicData>
+            </a:graphic>
+          </wp:inline>
+        </w:drawing>
+      </w:r>
+    </w:p>
+    <w:p>
+      <w:r>
+        <w:drawing>
+          <wp:inline distT="0" distB="0" distL="0" distR="0" wp14:anchorId="4A23F733" wp14:editId="731E76D5">
+            <wp:extent cx="4983480" cy="3413760"/>
+            <wp:effectExtent l="0" t="0" r="7620" b="0"/>
+            <wp:docPr id="1034997504" name="Picture 1"/>
+            <wp:cNvGraphicFramePr>
+              <a:graphicFrameLocks xmlns:a="http://schemas.openxmlformats.org/drawingml/2006/main" noChangeAspect="1"/>
+            </wp:cNvGraphicFramePr>
+            <a:graphic xmlns:a="http://schemas.openxmlformats.org/drawingml/2006/main">
+              <a:graphicData uri="http://schemas.openxmlformats.org/drawingml/2006/picture">
+                <pic:pic xmlns:pic="http://schemas.openxmlformats.org/drawingml/2006/picture">
+                  <pic:nvPicPr>
+                    <pic:cNvPr id="1034997504" name=""/>
+                    <pic:cNvPicPr/>
+                  </pic:nvPicPr>
+                  <pic:blipFill>
+                    <a:blip r:embed="rId14"/>
+                    <a:stretch>
+                      <a:fillRect/>
+                    </a:stretch>
+                  </pic:blipFill>
+                  <pic:spPr>
+                    <a:xfrm>
+                      <a:off x="0" y="0"/>
+                      <a:ext cx="4983914" cy="3414057"/>
+                    </a:xfrm>
+                    <a:prstGeom prst="rect">
+                      <a:avLst/>
+                    </a:prstGeom>
+                  </pic:spPr>
+                </pic:pic>
+              </a:graphicData>
+            </a:graphic>
+          </wp:inline>
+        </w:drawing>
+      </w:r>
+    </w:p>
+    <w:p>
+      <w:r>
+        <w:lastRenderedPageBreak/>
+        <w:drawing>
+          <wp:inline distT="0" distB="0" distL="0" distR="0" wp14:anchorId="40CA36A7" wp14:editId="06D6B96D">
+            <wp:extent cx="4683962" cy="6126480"/>
+            <wp:effectExtent l="0" t="0" r="2540" b="7620"/>
+            <wp:docPr id="1727018164" name="Picture 1"/>
+            <wp:cNvGraphicFramePr>
+              <a:graphicFrameLocks xmlns:a="http://schemas.openxmlformats.org/drawingml/2006/main" noChangeAspect="1"/>
+            </wp:cNvGraphicFramePr>
+            <a:graphic xmlns:a="http://schemas.openxmlformats.org/drawingml/2006/main">
+              <a:graphicData uri="http://schemas.openxmlformats.org/drawingml/2006/picture">
+                <pic:pic xmlns:pic="http://schemas.openxmlformats.org/drawingml/2006/picture">
+                  <pic:nvPicPr>
+                    <pic:cNvPr id="1727018164" name=""/>
+                    <pic:cNvPicPr/>
+                  </pic:nvPicPr>
+                  <pic:blipFill>
+                    <a:blip r:embed="rId15"/>
+                    <a:stretch>
+                      <a:fillRect/>
+                    </a:stretch>
+                  </pic:blipFill>
+                  <pic:spPr>
+                    <a:xfrm>
+                      <a:off x="0" y="0"/>
+                      <a:ext cx="4690341" cy="6134824"/>
+                    </a:xfrm>
+                    <a:prstGeom prst="rect">
+                      <a:avLst/>
+                    </a:prstGeom>
+                  </pic:spPr>
+                </pic:pic>
+              </a:graphicData>
+            </a:graphic>
+          </wp:inline>
+        </w:drawing>
+      </w:r>
+    </w:p>
+    <w:p>
+      <w:r>
+        <w:lastRenderedPageBreak/>
+        <w:drawing>
+          <wp:inline distT="0" distB="0" distL="0" distR="0" wp14:anchorId="54710715" wp14:editId="0F299004">
+            <wp:extent cx="4320914" cy="4625741"/>
+            <wp:effectExtent l="0" t="0" r="3810" b="3810"/>
+            <wp:docPr id="2130769774" name="Picture 1"/>
+            <wp:cNvGraphicFramePr>
+              <a:graphicFrameLocks xmlns:a="http://schemas.openxmlformats.org/drawingml/2006/main" noChangeAspect="1"/>
+            </wp:cNvGraphicFramePr>
+            <a:graphic xmlns:a="http://schemas.openxmlformats.org/drawingml/2006/main">
+              <a:graphicData uri="http://schemas.openxmlformats.org/drawingml/2006/picture">
+                <pic:pic xmlns:pic="http://schemas.openxmlformats.org/drawingml/2006/picture">
+                  <pic:nvPicPr>
+                    <pic:cNvPr id="2130769774" name=""/>
+                    <pic:cNvPicPr/>
+                  </pic:nvPicPr>
+                  <pic:blipFill>
+                    <a:blip r:embed="rId16"/>
+                    <a:stretch>
+                      <a:fillRect/>
+                    </a:stretch>
+                  </pic:blipFill>
+                  <pic:spPr>
+                    <a:xfrm>
+                      <a:off x="0" y="0"/>
+                      <a:ext cx="4320914" cy="4625741"/>
+                    </a:xfrm>
+                    <a:prstGeom prst="rect">
+                      <a:avLst/>
+                    </a:prstGeom>
+                  </pic:spPr>
+                </pic:pic>
+              </a:graphicData>
+            </a:graphic>
+          </wp:inline>
+        </w:drawing>
+      </w:r>
+    </w:p>
+    <w:p>
+      <w:r>
+        <w:drawing>
+          <wp:inline distT="0" distB="0" distL="0" distR="0" wp14:anchorId="4CF7C1D5" wp14:editId="57D3F972">
+            <wp:extent cx="5273497" cy="2682472"/>
+            <wp:effectExtent l="0" t="0" r="3810" b="3810"/>
+            <wp:docPr id="1900868957" name="Picture 1"/>
+            <wp:cNvGraphicFramePr>
+              <a:graphicFrameLocks xmlns:a="http://schemas.openxmlformats.org/drawingml/2006/main" noChangeAspect="1"/>
+            </wp:cNvGraphicFramePr>
+            <a:graphic xmlns:a="http://schemas.openxmlformats.org/drawingml/2006/main">
+              <a:graphicData uri="http://schemas.openxmlformats.org/drawingml/2006/picture">
+                <pic:pic xmlns:pic="http://schemas.openxmlformats.org/drawingml/2006/picture">
+                  <pic:nvPicPr>
+                    <pic:cNvPr id="1900868957" name=""/>
+                    <pic:cNvPicPr/>
+                  </pic:nvPicPr>
+                  <pic:blipFill>
+                    <a:blip r:embed="rId17"/>
+                    <a:stretch>
+                      <a:fillRect/>
+                    </a:stretch>
+                  </pic:blipFill>
+                  <pic:spPr>
+                    <a:xfrm>
+                      <a:off x="0" y="0"/>
+                      <a:ext cx="5273497" cy="2682472"/>
+                    </a:xfrm>
+                    <a:prstGeom prst="rect">
+                      <a:avLst/>
+                    </a:prstGeom>
+                  </pic:spPr>
+                </pic:pic>
+              </a:graphicData>
+            </a:graphic>
+          </wp:inline>
+        </w:drawing>
+      </w:r>
+    </w:p>
+    <w:p/>
+    <w:p/>
+    <w:p/>
+    <w:p/>
+    <w:p/>
+    <w:p>
+      <w:pPr>
+        <w:rPr>
+          <w:b/>
+          <w:bCs/>
+          <w:u w:val="single"/>
+        </w:rPr>
+      </w:pPr>
+      <w:r>
+        <w:rPr>
+          <w:b/>
+          <w:bCs/>
+          <w:u w:val="single"/>
+        </w:rPr>
+        <w:lastRenderedPageBreak/>
+        <w:t>REACT-4</w:t>
+      </w:r>
+    </w:p>
+    <w:p>
+      <w:r>
+        <w:t>1. Explain the Need and Benefits of Component Life Cycle</w:t>
+      </w:r>
+    </w:p>
+    <w:p>
+      <w:r>
+        <w:t>What is Component Life Cycle?</w:t>
+      </w:r>
+    </w:p>
+    <w:p>
+      <w:r>
+        <w:t>The Component Life Cycle is the series of stages that a React component goes through from its creation until it is removed from the DOM.</w:t>
+      </w:r>
+    </w:p>
+    <w:p>
+      <w:r>
+        <w:t>The three main phases are:</w:t>
+      </w:r>
+    </w:p>
+    <w:p>
+      <w:pPr>
+        <w:numPr>
+          <w:ilvl w:val="0"/>
+          <w:numId w:val="29"/>
+        </w:numPr>
+      </w:pPr>
+      <w:r>
+        <w:t xml:space="preserve">Mounting </w:t>
+      </w:r>
+    </w:p>
+    <w:p>
+      <w:pPr>
+        <w:numPr>
+          <w:ilvl w:val="0"/>
+          <w:numId w:val="29"/>
+        </w:numPr>
+      </w:pPr>
+      <w:r>
+        <w:t xml:space="preserve">Updating </w:t>
+      </w:r>
+    </w:p>
+    <w:p>
+      <w:pPr>
+        <w:numPr>
+          <w:ilvl w:val="0"/>
+          <w:numId w:val="29"/>
+        </w:numPr>
+      </w:pPr>
+      <w:r>
+        <w:t xml:space="preserve">Unmounting </w:t>
+      </w:r>
+    </w:p>
+    <w:p>
+      <w:r>
+        <w:t>Need of Component Life Cycle</w:t>
+      </w:r>
+    </w:p>
+    <w:p>
+      <w:r>
+        <w:t>The component life cycle helps developers to:</w:t>
+      </w:r>
+    </w:p>
+    <w:p>
+      <w:pPr>
+        <w:numPr>
+          <w:ilvl w:val="0"/>
+          <w:numId w:val="30"/>
+        </w:numPr>
+      </w:pPr>
+      <w:r>
+        <w:t xml:space="preserve">Initialize data when a component is created. </w:t>
+      </w:r>
+    </w:p>
+    <w:p>
+      <w:pPr>
+        <w:numPr>
+          <w:ilvl w:val="0"/>
+          <w:numId w:val="30"/>
+        </w:numPr>
+      </w:pPr>
+      <w:r>
+        <w:t xml:space="preserve">Fetch data from APIs. </w:t>
+      </w:r>
+    </w:p>
+    <w:p>
+      <w:pPr>
+        <w:numPr>
+          <w:ilvl w:val="0"/>
+          <w:numId w:val="30"/>
+        </w:numPr>
+      </w:pPr>
+      <w:r>
+        <w:t xml:space="preserve">Update the UI when props or state change. </w:t>
+      </w:r>
+    </w:p>
+    <w:p>
+      <w:pPr>
+        <w:numPr>
+          <w:ilvl w:val="0"/>
+          <w:numId w:val="30"/>
+        </w:numPr>
+      </w:pPr>
+      <w:r>
+        <w:t xml:space="preserve">Improve performance by controlling re-rendering. </w:t>
+      </w:r>
+    </w:p>
+    <w:p>
+      <w:pPr>
+        <w:numPr>
+          <w:ilvl w:val="0"/>
+          <w:numId w:val="30"/>
+        </w:numPr>
+      </w:pPr>
+      <w:r>
+        <w:t xml:space="preserve">Clean up resources before removing a component. </w:t>
+      </w:r>
+    </w:p>
+    <w:p>
+      <w:r>
+        <w:t>Benefits</w:t>
+      </w:r>
+    </w:p>
+    <w:p>
+      <w:pPr>
+        <w:numPr>
+          <w:ilvl w:val="0"/>
+          <w:numId w:val="31"/>
+        </w:numPr>
+      </w:pPr>
+      <w:r>
+        <w:t xml:space="preserve">Data Initialization: Load initial data when the component is created. </w:t>
+      </w:r>
+    </w:p>
+    <w:p>
+      <w:pPr>
+        <w:numPr>
+          <w:ilvl w:val="0"/>
+          <w:numId w:val="31"/>
+        </w:numPr>
+      </w:pPr>
+      <w:r>
+        <w:t xml:space="preserve">Efficient Rendering: Prevent unnecessary rendering. </w:t>
+      </w:r>
+    </w:p>
+    <w:p>
+      <w:pPr>
+        <w:numPr>
+          <w:ilvl w:val="0"/>
+          <w:numId w:val="31"/>
+        </w:numPr>
+      </w:pPr>
+      <w:r>
+        <w:t xml:space="preserve">State Management: Update the UI whenever state changes. </w:t>
+      </w:r>
+    </w:p>
+    <w:p>
+      <w:pPr>
+        <w:numPr>
+          <w:ilvl w:val="0"/>
+          <w:numId w:val="31"/>
+        </w:numPr>
+      </w:pPr>
+      <w:r>
+        <w:t xml:space="preserve">Resource Cleanup: Remove timers, event listeners, or subscriptions. </w:t>
+      </w:r>
+    </w:p>
+    <w:p>
+      <w:pPr>
+        <w:numPr>
+          <w:ilvl w:val="0"/>
+          <w:numId w:val="31"/>
+        </w:numPr>
+      </w:pPr>
+      <w:r>
+        <w:t xml:space="preserve">Better Performance: Execute code only when needed. </w:t>
+      </w:r>
+    </w:p>
+    <w:p>
+      <w:r>
+        <w:t>2. Identify Various Life Cycle Hook Methods</w:t>
+      </w:r>
+    </w:p>
+    <w:p>
+      <w:r>
+        <w:t>React class components have lifecycle methods grouped into three phases.</w:t>
+      </w:r>
+    </w:p>
+    <w:p>
+      <w:r>
+        <w:t>A. Mounting Phase</w:t>
+      </w:r>
+    </w:p>
+    <w:p>
+      <w:r>
+        <w:t>Occurs when the component is created and inserted into the DOM.</w:t>
+      </w:r>
+    </w:p>
+    <w:p>
+      <w:proofErr w:type="gramStart"/>
+      <w:r>
+        <w:t>constructor(</w:t>
+      </w:r>
+      <w:proofErr w:type="gramEnd"/>
+      <w:r>
+        <w:t>)</w:t>
+      </w:r>
+    </w:p>
+    <w:p>
+      <w:pPr>
+        <w:numPr>
+          <w:ilvl w:val="0"/>
+          <w:numId w:val="32"/>
+        </w:numPr>
+      </w:pPr>
+      <w:r>
+        <w:t xml:space="preserve">Called first. </w:t>
+      </w:r>
+    </w:p>
+    <w:p>
+      <w:pPr>
+        <w:numPr>
+          <w:ilvl w:val="0"/>
+          <w:numId w:val="32"/>
+        </w:numPr>
+      </w:pPr>
+      <w:r>
+        <w:t xml:space="preserve">Initializes state and binds methods. </w:t>
+      </w:r>
+    </w:p>
+    <w:p>
+      <w:r>
+        <w:t xml:space="preserve">static </w:t>
+      </w:r>
+      <w:proofErr w:type="spellStart"/>
+      <w:proofErr w:type="gramStart"/>
+      <w:r>
+        <w:t>getDerivedStateFromProps</w:t>
+      </w:r>
+      <w:proofErr w:type="spellEnd"/>
+      <w:r>
+        <w:t>(</w:t>
+      </w:r>
+      <w:proofErr w:type="gramEnd"/>
+      <w:r>
+        <w:t>)</w:t>
+      </w:r>
+    </w:p>
+    <w:p>
+      <w:pPr>
+        <w:numPr>
+          <w:ilvl w:val="0"/>
+          <w:numId w:val="33"/>
+        </w:numPr>
+      </w:pPr>
+      <w:r>
+        <w:t xml:space="preserve">Invoked before rendering. </w:t>
+      </w:r>
+    </w:p>
+    <w:p>
+      <w:pPr>
+        <w:numPr>
+          <w:ilvl w:val="0"/>
+          <w:numId w:val="33"/>
+        </w:numPr>
+      </w:pPr>
+      <w:r>
+        <w:lastRenderedPageBreak/>
+        <w:t xml:space="preserve">Updates state based on props. </w:t>
+      </w:r>
+    </w:p>
+    <w:p>
+      <w:pPr>
+        <w:numPr>
+          <w:ilvl w:val="0"/>
+          <w:numId w:val="33"/>
+        </w:numPr>
+      </w:pPr>
+      <w:r>
+        <w:t xml:space="preserve">Rarely used. </w:t>
+      </w:r>
+    </w:p>
+    <w:p>
+      <w:proofErr w:type="gramStart"/>
+      <w:r>
+        <w:t>render(</w:t>
+      </w:r>
+      <w:proofErr w:type="gramEnd"/>
+      <w:r>
+        <w:t>)</w:t>
+      </w:r>
+    </w:p>
+    <w:p>
+      <w:pPr>
+        <w:numPr>
+          <w:ilvl w:val="0"/>
+          <w:numId w:val="34"/>
+        </w:numPr>
+      </w:pPr>
+      <w:r>
+        <w:t xml:space="preserve">Returns JSX. </w:t>
+      </w:r>
+    </w:p>
+    <w:p>
+      <w:pPr>
+        <w:numPr>
+          <w:ilvl w:val="0"/>
+          <w:numId w:val="34"/>
+        </w:numPr>
+      </w:pPr>
+      <w:r>
+        <w:t xml:space="preserve">Mandatory lifecycle method. </w:t>
+      </w:r>
+    </w:p>
+    <w:p>
+      <w:pPr>
+        <w:numPr>
+          <w:ilvl w:val="0"/>
+          <w:numId w:val="34"/>
+        </w:numPr>
+      </w:pPr>
+      <w:r>
+        <w:t xml:space="preserve">Does not modify state. </w:t>
+      </w:r>
+    </w:p>
+    <w:p>
+      <w:proofErr w:type="spellStart"/>
+      <w:proofErr w:type="gramStart"/>
+      <w:r>
+        <w:t>componentDidMount</w:t>
+      </w:r>
+      <w:proofErr w:type="spellEnd"/>
+      <w:r>
+        <w:t>(</w:t>
+      </w:r>
+      <w:proofErr w:type="gramEnd"/>
+      <w:r>
+        <w:t>)</w:t>
+      </w:r>
+    </w:p>
+    <w:p>
+      <w:pPr>
+        <w:numPr>
+          <w:ilvl w:val="0"/>
+          <w:numId w:val="35"/>
+        </w:numPr>
+      </w:pPr>
+      <w:r>
+        <w:t xml:space="preserve">Called after the component is added to the DOM. </w:t>
+      </w:r>
+    </w:p>
+    <w:p>
+      <w:pPr>
+        <w:numPr>
+          <w:ilvl w:val="0"/>
+          <w:numId w:val="35"/>
+        </w:numPr>
+      </w:pPr>
+      <w:r>
+        <w:t xml:space="preserve">Used for: </w:t>
+      </w:r>
+    </w:p>
+    <w:p>
+      <w:pPr>
+        <w:numPr>
+          <w:ilvl w:val="1"/>
+          <w:numId w:val="35"/>
+        </w:numPr>
+      </w:pPr>
+      <w:r>
+        <w:t xml:space="preserve">API calls </w:t>
+      </w:r>
+    </w:p>
+    <w:p>
+      <w:pPr>
+        <w:numPr>
+          <w:ilvl w:val="1"/>
+          <w:numId w:val="35"/>
+        </w:numPr>
+      </w:pPr>
+      <w:r>
+        <w:t xml:space="preserve">Timers </w:t>
+      </w:r>
+    </w:p>
+    <w:p>
+      <w:pPr>
+        <w:numPr>
+          <w:ilvl w:val="1"/>
+          <w:numId w:val="35"/>
+        </w:numPr>
+      </w:pPr>
+      <w:r>
+        <w:t xml:space="preserve">Event listeners </w:t>
+      </w:r>
+    </w:p>
+    <w:p>
+      <w:r>
+        <w:t>B. Updating Phase</w:t>
+      </w:r>
+    </w:p>
+    <w:p>
+      <w:r>
+        <w:t>Occurs whenever state or props change.</w:t>
+      </w:r>
+    </w:p>
+    <w:p>
+      <w:r>
+        <w:t xml:space="preserve">static </w:t>
+      </w:r>
+      <w:proofErr w:type="spellStart"/>
+      <w:proofErr w:type="gramStart"/>
+      <w:r>
+        <w:t>getDerivedStateFromProps</w:t>
+      </w:r>
+      <w:proofErr w:type="spellEnd"/>
+      <w:r>
+        <w:t>(</w:t>
+      </w:r>
+      <w:proofErr w:type="gramEnd"/>
+      <w:r>
+        <w:t>)</w:t>
+      </w:r>
+    </w:p>
+    <w:p>
+      <w:r>
+        <w:t>Called before every render.</w:t>
+      </w:r>
+    </w:p>
+    <w:p>
+      <w:proofErr w:type="spellStart"/>
+      <w:proofErr w:type="gramStart"/>
+      <w:r>
+        <w:t>shouldComponentUpdate</w:t>
+      </w:r>
+      <w:proofErr w:type="spellEnd"/>
+      <w:r>
+        <w:t>(</w:t>
+      </w:r>
+      <w:proofErr w:type="gramEnd"/>
+      <w:r>
+        <w:t>)</w:t>
+      </w:r>
+    </w:p>
+    <w:p>
+      <w:pPr>
+        <w:numPr>
+          <w:ilvl w:val="0"/>
+          <w:numId w:val="36"/>
+        </w:numPr>
+      </w:pPr>
+      <w:r>
+        <w:t xml:space="preserve">Decides whether the component should re-render. </w:t>
+      </w:r>
+    </w:p>
+    <w:p>
+      <w:pPr>
+        <w:numPr>
+          <w:ilvl w:val="0"/>
+          <w:numId w:val="36"/>
+        </w:numPr>
+      </w:pPr>
+      <w:r>
+        <w:t xml:space="preserve">Returns true or false. </w:t>
+      </w:r>
+    </w:p>
+    <w:p>
+      <w:proofErr w:type="gramStart"/>
+      <w:r>
+        <w:t>render(</w:t>
+      </w:r>
+      <w:proofErr w:type="gramEnd"/>
+      <w:r>
+        <w:t>)</w:t>
+      </w:r>
+    </w:p>
+    <w:p>
+      <w:r>
+        <w:t>Re-renders the UI.</w:t>
+      </w:r>
+    </w:p>
+    <w:p>
+      <w:proofErr w:type="spellStart"/>
+      <w:proofErr w:type="gramStart"/>
+      <w:r>
+        <w:t>getSnapshotBeforeUpdate</w:t>
+      </w:r>
+      <w:proofErr w:type="spellEnd"/>
+      <w:r>
+        <w:t>(</w:t>
+      </w:r>
+      <w:proofErr w:type="gramEnd"/>
+      <w:r>
+        <w:t>)</w:t>
+      </w:r>
+    </w:p>
+    <w:p>
+      <w:r>
+        <w:t>Captures information before DOM updates.</w:t>
+      </w:r>
+    </w:p>
+    <w:p>
+      <w:proofErr w:type="spellStart"/>
+      <w:proofErr w:type="gramStart"/>
+      <w:r>
+        <w:t>componentDidUpdate</w:t>
+      </w:r>
+      <w:proofErr w:type="spellEnd"/>
+      <w:r>
+        <w:t>(</w:t>
+      </w:r>
+      <w:proofErr w:type="gramEnd"/>
+      <w:r>
+        <w:t>)</w:t>
+      </w:r>
+    </w:p>
+    <w:p>
+      <w:r>
+        <w:t>Runs after the DOM is updated.</w:t>
+      </w:r>
+    </w:p>
+    <w:p>
+      <w:r>
+        <w:t>Used for:</w:t>
+      </w:r>
+    </w:p>
+    <w:p>
+      <w:pPr>
+        <w:numPr>
+          <w:ilvl w:val="0"/>
+          <w:numId w:val="37"/>
+        </w:numPr>
+      </w:pPr>
+      <w:r>
+        <w:t xml:space="preserve">API updates </w:t>
+      </w:r>
+    </w:p>
+    <w:p>
+      <w:pPr>
+        <w:numPr>
+          <w:ilvl w:val="0"/>
+          <w:numId w:val="37"/>
+        </w:numPr>
+      </w:pPr>
+      <w:r>
+        <w:t xml:space="preserve">DOM manipulation </w:t>
+      </w:r>
+    </w:p>
+    <w:p>
+      <w:pPr>
+        <w:numPr>
+          <w:ilvl w:val="0"/>
+          <w:numId w:val="37"/>
+        </w:numPr>
+      </w:pPr>
+      <w:r>
+        <w:t xml:space="preserve">Logging </w:t>
+      </w:r>
+    </w:p>
+    <w:p>
+      <w:r>
+        <w:t>C. Unmounting Phase</w:t>
+      </w:r>
+    </w:p>
+    <w:p>
+      <w:r>
+        <w:t>Occurs when the component is removed from the DOM.</w:t>
+      </w:r>
+    </w:p>
+    <w:p>
+      <w:proofErr w:type="spellStart"/>
+      <w:proofErr w:type="gramStart"/>
+      <w:r>
+        <w:lastRenderedPageBreak/>
+        <w:t>componentWillUnmount</w:t>
+      </w:r>
+      <w:proofErr w:type="spellEnd"/>
+      <w:r>
+        <w:t>(</w:t>
+      </w:r>
+      <w:proofErr w:type="gramEnd"/>
+      <w:r>
+        <w:t>)</w:t>
+      </w:r>
+    </w:p>
+    <w:p>
+      <w:r>
+        <w:t>Used for cleanup.</w:t>
+      </w:r>
+    </w:p>
+    <w:p>
+      <w:r>
+        <w:t>Examples:</w:t>
+      </w:r>
+    </w:p>
+    <w:p>
+      <w:pPr>
+        <w:numPr>
+          <w:ilvl w:val="0"/>
+          <w:numId w:val="38"/>
+        </w:numPr>
+      </w:pPr>
+      <w:r>
+        <w:t xml:space="preserve">Stop timers </w:t>
+      </w:r>
+    </w:p>
+    <w:p>
+      <w:pPr>
+        <w:numPr>
+          <w:ilvl w:val="0"/>
+          <w:numId w:val="38"/>
+        </w:numPr>
+      </w:pPr>
+      <w:r>
+        <w:t xml:space="preserve">Remove event listeners </w:t>
+      </w:r>
+    </w:p>
+    <w:p>
+      <w:proofErr w:type="spellStart"/>
+      <w:proofErr w:type="gramStart"/>
+      <w:r>
+        <w:t>componentWillUnmount</w:t>
+      </w:r>
+      <w:proofErr w:type="spellEnd"/>
+      <w:r>
+        <w:t>(){</w:t>
+      </w:r>
+      <w:proofErr w:type="gramEnd"/>
+    </w:p>
+    <w:p>
+      <w:r>
+        <w:t xml:space="preserve">    </w:t>
+      </w:r>
+      <w:proofErr w:type="spellStart"/>
+      <w:r>
+        <w:t>clearInterval</w:t>
+      </w:r>
+      <w:proofErr w:type="spellEnd"/>
+      <w:r>
+        <w:t>(</w:t>
+      </w:r>
+      <w:proofErr w:type="spellStart"/>
+      <w:proofErr w:type="gramStart"/>
+      <w:r>
+        <w:t>this.timer</w:t>
+      </w:r>
+      <w:proofErr w:type="spellEnd"/>
+      <w:proofErr w:type="gramEnd"/>
+      <w:r>
+        <w:t>);</w:t>
+      </w:r>
+    </w:p>
+    <w:p>
+      <w:r>
+        <w:t>}</w:t>
+      </w:r>
+    </w:p>
+    <w:p>
+      <w:r>
+        <w:t>3. List the Sequence of Steps in Rendering a Component</w:t>
+      </w:r>
+    </w:p>
+    <w:p>
+      <w:r>
+        <w:t>A. Mounting Sequence</w:t>
+      </w:r>
+    </w:p>
+    <w:p>
+      <w:proofErr w:type="gramStart"/>
+      <w:r>
+        <w:t>constructor(</w:t>
+      </w:r>
+      <w:proofErr w:type="gramEnd"/>
+      <w:r>
+        <w:t>)</w:t>
+      </w:r>
+    </w:p>
+    <w:p>
+      <w:r>
+        <w:t xml:space="preserve">        ↓</w:t>
+      </w:r>
+    </w:p>
+    <w:p>
+      <w:proofErr w:type="spellStart"/>
+      <w:proofErr w:type="gramStart"/>
+      <w:r>
+        <w:t>getDerivedStateFromProps</w:t>
+      </w:r>
+      <w:proofErr w:type="spellEnd"/>
+      <w:r>
+        <w:t>(</w:t>
+      </w:r>
+      <w:proofErr w:type="gramEnd"/>
+      <w:r>
+        <w:t>)</w:t>
+      </w:r>
+    </w:p>
+    <w:p>
+      <w:r>
+        <w:t xml:space="preserve">        ↓</w:t>
+      </w:r>
+    </w:p>
+    <w:p>
+      <w:proofErr w:type="gramStart"/>
+      <w:r>
+        <w:t>render(</w:t>
+      </w:r>
+      <w:proofErr w:type="gramEnd"/>
+      <w:r>
+        <w:t>)</w:t>
+      </w:r>
+    </w:p>
+    <w:p>
+      <w:r>
+        <w:t xml:space="preserve">        ↓</w:t>
+      </w:r>
+    </w:p>
+    <w:p>
+      <w:proofErr w:type="spellStart"/>
+      <w:proofErr w:type="gramStart"/>
+      <w:r>
+        <w:t>componentDidMount</w:t>
+      </w:r>
+      <w:proofErr w:type="spellEnd"/>
+      <w:r>
+        <w:t>(</w:t>
+      </w:r>
+      <w:proofErr w:type="gramEnd"/>
+      <w:r>
+        <w:t>)</w:t>
+      </w:r>
+    </w:p>
+    <w:p>
+      <w:r>
+        <w:t>B. Updating Sequence</w:t>
+      </w:r>
+    </w:p>
+    <w:p>
+      <w:r>
+        <w:t>State/Props Change</w:t>
+      </w:r>
+    </w:p>
+    <w:p>
+      <w:r>
+        <w:t xml:space="preserve">        ↓</w:t>
+      </w:r>
+    </w:p>
+    <w:p>
+      <w:proofErr w:type="spellStart"/>
+      <w:proofErr w:type="gramStart"/>
+      <w:r>
+        <w:t>getDerivedStateFromProps</w:t>
+      </w:r>
+      <w:proofErr w:type="spellEnd"/>
+      <w:r>
+        <w:t>(</w:t>
+      </w:r>
+      <w:proofErr w:type="gramEnd"/>
+      <w:r>
+        <w:t>)</w:t>
+      </w:r>
+    </w:p>
+    <w:p>
+      <w:r>
+        <w:t xml:space="preserve">        ↓</w:t>
+      </w:r>
+    </w:p>
+    <w:p>
+      <w:proofErr w:type="spellStart"/>
+      <w:proofErr w:type="gramStart"/>
+      <w:r>
+        <w:t>shouldComponentUpdate</w:t>
+      </w:r>
+      <w:proofErr w:type="spellEnd"/>
+      <w:r>
+        <w:t>(</w:t>
+      </w:r>
+      <w:proofErr w:type="gramEnd"/>
+      <w:r>
+        <w:t>)</w:t>
+      </w:r>
+    </w:p>
+    <w:p>
+      <w:r>
+        <w:t xml:space="preserve">        ↓</w:t>
+      </w:r>
+    </w:p>
+    <w:p>
+      <w:proofErr w:type="gramStart"/>
+      <w:r>
+        <w:t>render(</w:t>
+      </w:r>
+      <w:proofErr w:type="gramEnd"/>
+      <w:r>
+        <w:t>)</w:t>
+      </w:r>
+    </w:p>
+    <w:p>
+      <w:r>
+        <w:t xml:space="preserve">        ↓</w:t>
+      </w:r>
+    </w:p>
+    <w:p>
+      <w:proofErr w:type="spellStart"/>
+      <w:proofErr w:type="gramStart"/>
+      <w:r>
+        <w:t>getSnapshotBeforeUpdate</w:t>
+      </w:r>
+      <w:proofErr w:type="spellEnd"/>
+      <w:r>
+        <w:t>(</w:t>
+      </w:r>
+      <w:proofErr w:type="gramEnd"/>
+      <w:r>
+        <w:t>)</w:t>
+      </w:r>
+    </w:p>
+    <w:p>
+      <w:r>
+        <w:t xml:space="preserve">        ↓</w:t>
+      </w:r>
+    </w:p>
+    <w:p>
+      <w:proofErr w:type="spellStart"/>
+      <w:proofErr w:type="gramStart"/>
+      <w:r>
+        <w:t>componentDidUpdate</w:t>
+      </w:r>
+      <w:proofErr w:type="spellEnd"/>
+      <w:r>
+        <w:t>(</w:t>
+      </w:r>
+      <w:proofErr w:type="gramEnd"/>
+      <w:r>
+        <w:t>)</w:t>
+      </w:r>
+    </w:p>
+    <w:p>
+      <w:r>
+        <w:t>C. Unmounting Sequence</w:t>
+      </w:r>
+    </w:p>
+    <w:p>
+      <w:proofErr w:type="spellStart"/>
+      <w:proofErr w:type="gramStart"/>
+      <w:r>
+        <w:t>componentWillUnmount</w:t>
+      </w:r>
+      <w:proofErr w:type="spellEnd"/>
+      <w:r>
+        <w:t>(</w:t>
+      </w:r>
+      <w:proofErr w:type="gramEnd"/>
+      <w:r>
+        <w:t>)</w:t>
+      </w:r>
+    </w:p>
+    <w:p>
+      <w:pPr>
+        <w:rPr>
+          <w:b/>
+          <w:bCs/>
+          <w:u w:val="single"/>
+        </w:rPr>
+      </w:pPr>
+      <w:r>
+        <w:rPr>
+          <w:b/>
+          <w:bCs/>
+          <w:u w:val="single"/>
+        </w:rPr>
+        <w:lastRenderedPageBreak/>
+        <w:t>BLOGAPP</w:t>
+      </w:r>
+    </w:p>
+    <w:p>
+      <w:pPr>
+        <w:rPr>
+          <w:b/>
+          <w:bCs/>
+          <w:u w:val="single"/>
+        </w:rPr>
+      </w:pPr>
+      <w:r>
+        <w:rPr>
+          <w:b/>
+          <w:bCs/>
+          <w:u w:val="single"/>
+        </w:rPr>
+        <w:drawing>
+          <wp:inline distT="0" distB="0" distL="0" distR="0" wp14:anchorId="2A86F0FB" wp14:editId="15D7A06F">
+            <wp:extent cx="1958510" cy="3886537"/>
+            <wp:effectExtent l="0" t="0" r="3810" b="0"/>
+            <wp:docPr id="1745885267" name="Picture 1"/>
+            <wp:cNvGraphicFramePr>
+              <a:graphicFrameLocks xmlns:a="http://schemas.openxmlformats.org/drawingml/2006/main" noChangeAspect="1"/>
+            </wp:cNvGraphicFramePr>
+            <a:graphic xmlns:a="http://schemas.openxmlformats.org/drawingml/2006/main">
+              <a:graphicData uri="http://schemas.openxmlformats.org/drawingml/2006/picture">
+                <pic:pic xmlns:pic="http://schemas.openxmlformats.org/drawingml/2006/picture">
+                  <pic:nvPicPr>
+                    <pic:cNvPr id="1745885267" name=""/>
+                    <pic:cNvPicPr/>
+                  </pic:nvPicPr>
+                  <pic:blipFill>
+                    <a:blip r:embed="rId18"/>
+                    <a:stretch>
+                      <a:fillRect/>
+                    </a:stretch>
+                  </pic:blipFill>
+                  <pic:spPr>
+                    <a:xfrm>
+                      <a:off x="0" y="0"/>
+                      <a:ext cx="1958510" cy="3886537"/>
+                    </a:xfrm>
+                    <a:prstGeom prst="rect">
+                      <a:avLst/>
+                    </a:prstGeom>
+                  </pic:spPr>
+                </pic:pic>
+              </a:graphicData>
+            </a:graphic>
+          </wp:inline>
+        </w:drawing>
+      </w:r>
+    </w:p>
+    <w:p>
+      <w:pPr>
+        <w:rPr>
+          <w:b/>
+          <w:bCs/>
+          <w:u w:val="single"/>
+        </w:rPr>
+      </w:pPr>
+      <w:r>
+        <w:rPr>
+          <w:b/>
+          <w:bCs/>
+          <w:u w:val="single"/>
+        </w:rPr>
+        <w:drawing>
+          <wp:inline distT="0" distB="0" distL="0" distR="0" wp14:anchorId="1B797CB1" wp14:editId="1EB14C73">
+            <wp:extent cx="4282811" cy="2385267"/>
+            <wp:effectExtent l="0" t="0" r="3810" b="0"/>
+            <wp:docPr id="1212495933" name="Picture 1"/>
+            <wp:cNvGraphicFramePr>
+              <a:graphicFrameLocks xmlns:a="http://schemas.openxmlformats.org/drawingml/2006/main" noChangeAspect="1"/>
+            </wp:cNvGraphicFramePr>
+            <a:graphic xmlns:a="http://schemas.openxmlformats.org/drawingml/2006/main">
+              <a:graphicData uri="http://schemas.openxmlformats.org/drawingml/2006/picture">
+                <pic:pic xmlns:pic="http://schemas.openxmlformats.org/drawingml/2006/picture">
+                  <pic:nvPicPr>
+                    <pic:cNvPr id="1212495933" name=""/>
+                    <pic:cNvPicPr/>
+                  </pic:nvPicPr>
+                  <pic:blipFill>
+                    <a:blip r:embed="rId19"/>
+                    <a:stretch>
+                      <a:fillRect/>
+                    </a:stretch>
+                  </pic:blipFill>
+                  <pic:spPr>
+                    <a:xfrm>
+                      <a:off x="0" y="0"/>
+                      <a:ext cx="4282811" cy="2385267"/>
+                    </a:xfrm>
+                    <a:prstGeom prst="rect">
+                      <a:avLst/>
+                    </a:prstGeom>
+                  </pic:spPr>
+                </pic:pic>
+              </a:graphicData>
+            </a:graphic>
+          </wp:inline>
+        </w:drawing>
+      </w:r>
+    </w:p>
+    <w:p>
+      <w:pPr>
+        <w:rPr>
+          <w:b/>
+          <w:bCs/>
+          <w:u w:val="single"/>
+        </w:rPr>
+      </w:pPr>
+      <w:r>
+        <w:rPr>
+          <w:b/>
+          <w:bCs/>
+          <w:u w:val="single"/>
+        </w:rPr>
+        <w:lastRenderedPageBreak/>
+        <w:drawing>
+          <wp:inline distT="0" distB="0" distL="0" distR="0" wp14:anchorId="27631722" wp14:editId="564B93CF">
+            <wp:extent cx="5731510" cy="4602480"/>
+            <wp:effectExtent l="0" t="0" r="2540" b="7620"/>
+            <wp:docPr id="857668728" name="Picture 1"/>
+            <wp:cNvGraphicFramePr>
+              <a:graphicFrameLocks xmlns:a="http://schemas.openxmlformats.org/drawingml/2006/main" noChangeAspect="1"/>
+            </wp:cNvGraphicFramePr>
+            <a:graphic xmlns:a="http://schemas.openxmlformats.org/drawingml/2006/main">
+              <a:graphicData uri="http://schemas.openxmlformats.org/drawingml/2006/picture">
+                <pic:pic xmlns:pic="http://schemas.openxmlformats.org/drawingml/2006/picture">
+                  <pic:nvPicPr>
+                    <pic:cNvPr id="857668728" name=""/>
+                    <pic:cNvPicPr/>
+                  </pic:nvPicPr>
+                  <pic:blipFill>
+                    <a:blip r:embed="rId20"/>
+                    <a:stretch>
+                      <a:fillRect/>
+                    </a:stretch>
+                  </pic:blipFill>
+                  <pic:spPr>
+                    <a:xfrm>
+                      <a:off x="0" y="0"/>
+                      <a:ext cx="5731510" cy="4602480"/>
+                    </a:xfrm>
+                    <a:prstGeom prst="rect">
+                      <a:avLst/>
+                    </a:prstGeom>
+                  </pic:spPr>
+                </pic:pic>
+              </a:graphicData>
+            </a:graphic>
+          </wp:inline>
+        </w:drawing>
+      </w:r>
+    </w:p>
+    <w:p>
+      <w:pPr>
+        <w:rPr>
+          <w:b/>
+          <w:bCs/>
+          <w:u w:val="single"/>
+        </w:rPr>
+      </w:pPr>
+      <w:r>
+        <w:rPr>
+          <w:b/>
+          <w:bCs/>
+          <w:u w:val="single"/>
+        </w:rPr>
+        <w:drawing>
+          <wp:inline distT="0" distB="0" distL="0" distR="0" wp14:anchorId="6BDA1ADC" wp14:editId="2EA9AB28">
+            <wp:extent cx="5731510" cy="2569845"/>
+            <wp:effectExtent l="0" t="0" r="2540" b="1905"/>
+            <wp:docPr id="1366775018" name="Picture 1"/>
+            <wp:cNvGraphicFramePr>
+              <a:graphicFrameLocks xmlns:a="http://schemas.openxmlformats.org/drawingml/2006/main" noChangeAspect="1"/>
+            </wp:cNvGraphicFramePr>
+            <a:graphic xmlns:a="http://schemas.openxmlformats.org/drawingml/2006/main">
+              <a:graphicData uri="http://schemas.openxmlformats.org/drawingml/2006/picture">
+                <pic:pic xmlns:pic="http://schemas.openxmlformats.org/drawingml/2006/picture">
+                  <pic:nvPicPr>
+                    <pic:cNvPr id="1366775018" name=""/>
+                    <pic:cNvPicPr/>
+                  </pic:nvPicPr>
+                  <pic:blipFill>
+                    <a:blip r:embed="rId21"/>
+                    <a:stretch>
+                      <a:fillRect/>
+                    </a:stretch>
+                  </pic:blipFill>
+                  <pic:spPr>
+                    <a:xfrm>
+                      <a:off x="0" y="0"/>
+                      <a:ext cx="5731510" cy="2569845"/>
+                    </a:xfrm>
+                    <a:prstGeom prst="rect">
+                      <a:avLst/>
+                    </a:prstGeom>
+                  </pic:spPr>
+                </pic:pic>
+              </a:graphicData>
+            </a:graphic>
+          </wp:inline>
+        </w:drawing>
+      </w:r>
+    </w:p>
+    <w:p>
+      <w:pPr>
+        <w:rPr>
+          <w:b/>
+          <w:bCs/>
+          <w:u w:val="single"/>
+        </w:rPr>
+      </w:pPr>
+      <w:r>
+        <w:rPr>
+          <w:b/>
+          <w:bCs/>
+          <w:u w:val="single"/>
+        </w:rPr>
+        <w:lastRenderedPageBreak/>
+        <w:drawing>
+          <wp:inline distT="0" distB="0" distL="0" distR="0" wp14:anchorId="10DB8D48" wp14:editId="51C7C6AA">
+            <wp:extent cx="4541914" cy="2606266"/>
+            <wp:effectExtent l="0" t="0" r="0" b="3810"/>
+            <wp:docPr id="1343795839" name="Picture 1"/>
+            <wp:cNvGraphicFramePr>
+              <a:graphicFrameLocks xmlns:a="http://schemas.openxmlformats.org/drawingml/2006/main" noChangeAspect="1"/>
+            </wp:cNvGraphicFramePr>
+            <a:graphic xmlns:a="http://schemas.openxmlformats.org/drawingml/2006/main">
+              <a:graphicData uri="http://schemas.openxmlformats.org/drawingml/2006/picture">
+                <pic:pic xmlns:pic="http://schemas.openxmlformats.org/drawingml/2006/picture">
+                  <pic:nvPicPr>
+                    <pic:cNvPr id="1343795839" name=""/>
+                    <pic:cNvPicPr/>
+                  </pic:nvPicPr>
+                  <pic:blipFill>
+                    <a:blip r:embed="rId22"/>
+                    <a:stretch>
+                      <a:fillRect/>
+                    </a:stretch>
+                  </pic:blipFill>
+                  <pic:spPr>
+                    <a:xfrm>
+                      <a:off x="0" y="0"/>
+                      <a:ext cx="4541914" cy="2606266"/>
+                    </a:xfrm>
+                    <a:prstGeom prst="rect">
+                      <a:avLst/>
+                    </a:prstGeom>
+                  </pic:spPr>
+                </pic:pic>
+              </a:graphicData>
+            </a:graphic>
+          </wp:inline>
+        </w:drawing>
+      </w:r>
+    </w:p>
+    <w:p>
+      <w:pPr>
+        <w:rPr>
+          <w:b/>
+          <w:bCs/>
+          <w:u w:val="single"/>
+        </w:rPr>
+      </w:pPr>
+      <w:r>
+        <w:rPr>
+          <w:b/>
+          <w:bCs/>
+          <w:u w:val="single"/>
+        </w:rPr>
+        <w:drawing>
+          <wp:inline distT="0" distB="0" distL="0" distR="0" wp14:anchorId="296431DC" wp14:editId="6B411F97">
+            <wp:extent cx="5731510" cy="3055620"/>
+            <wp:effectExtent l="0" t="0" r="2540" b="0"/>
+            <wp:docPr id="2004317494" name="Picture 1"/>
+            <wp:cNvGraphicFramePr>
+              <a:graphicFrameLocks xmlns:a="http://schemas.openxmlformats.org/drawingml/2006/main" noChangeAspect="1"/>
+            </wp:cNvGraphicFramePr>
+            <a:graphic xmlns:a="http://schemas.openxmlformats.org/drawingml/2006/main">
+              <a:graphicData uri="http://schemas.openxmlformats.org/drawingml/2006/picture">
+                <pic:pic xmlns:pic="http://schemas.openxmlformats.org/drawingml/2006/picture">
+                  <pic:nvPicPr>
+                    <pic:cNvPr id="2004317494" name=""/>
+                    <pic:cNvPicPr/>
+                  </pic:nvPicPr>
+                  <pic:blipFill>
+                    <a:blip r:embed="rId23"/>
+                    <a:stretch>
+                      <a:fillRect/>
+                    </a:stretch>
+                  </pic:blipFill>
+                  <pic:spPr>
+                    <a:xfrm>
+                      <a:off x="0" y="0"/>
+                      <a:ext cx="5731510" cy="3055620"/>
+                    </a:xfrm>
+                    <a:prstGeom prst="rect">
+                      <a:avLst/>
+                    </a:prstGeom>
+                  </pic:spPr>
+                </pic:pic>
+              </a:graphicData>
+            </a:graphic>
+          </wp:inline>
+        </w:drawing>
+      </w:r>
+    </w:p>
+    <w:p>
+      <w:pPr>
+        <w:rPr>
+          <w:b/>
+          <w:bCs/>
+          <w:u w:val="single"/>
+        </w:rPr>
+      </w:pPr>
+      <w:r>
+        <w:rPr>
+          <w:b/>
+          <w:bCs/>
+          <w:u w:val="single"/>
+        </w:rPr>
+        <w:drawing>
+          <wp:inline distT="0" distB="0" distL="0" distR="0" wp14:anchorId="37BE11E7" wp14:editId="4A693891">
+            <wp:extent cx="5731510" cy="2817495"/>
+            <wp:effectExtent l="0" t="0" r="2540" b="1905"/>
+            <wp:docPr id="1560949894" name="Picture 1"/>
+            <wp:cNvGraphicFramePr>
+              <a:graphicFrameLocks xmlns:a="http://schemas.openxmlformats.org/drawingml/2006/main" noChangeAspect="1"/>
+            </wp:cNvGraphicFramePr>
+            <a:graphic xmlns:a="http://schemas.openxmlformats.org/drawingml/2006/main">
+              <a:graphicData uri="http://schemas.openxmlformats.org/drawingml/2006/picture">
+                <pic:pic xmlns:pic="http://schemas.openxmlformats.org/drawingml/2006/picture">
+                  <pic:nvPicPr>
+                    <pic:cNvPr id="1560949894" name=""/>
+                    <pic:cNvPicPr/>
+                  </pic:nvPicPr>
+                  <pic:blipFill>
+                    <a:blip r:embed="rId24"/>
+                    <a:stretch>
+                      <a:fillRect/>
+                    </a:stretch>
+                  </pic:blipFill>
+                  <pic:spPr>
+                    <a:xfrm>
+                      <a:off x="0" y="0"/>
+                      <a:ext cx="5731510" cy="2817495"/>
+                    </a:xfrm>
+                    <a:prstGeom prst="rect">
+                      <a:avLst/>
+                    </a:prstGeom>
+                  </pic:spPr>
+                </pic:pic>
+              </a:graphicData>
+            </a:graphic>
+          </wp:inline>
+        </w:drawing>
+      </w:r>
+    </w:p>
     <w:sectPr>
       <w:pgSz w:w="11906" w:h="16838"/>
       <w:pgMar w:top="1440" w:right="1440" w:bottom="1440" w:left="1440" w:header="708" w:footer="708" w:gutter="0"/>
@@ -3462,6 +4951,155 @@
     </w:lvl>
   </w:abstractNum>
   <w:abstractNum w:abstractNumId="1" w15:restartNumberingAfterBreak="0">
+    <w:nsid w:val="07796254"/>
+    <w:multiLevelType w:val="multilevel"/>
+    <w:tmpl w:val="ECAC2674"/>
+    <w:lvl w:ilvl="0">
+      <w:start w:val="1"/>
+      <w:numFmt w:val="bullet"/>
+      <w:lvlText w:val=""/>
+      <w:lvlJc w:val="left"/>
+      <w:pPr>
+        <w:tabs>
+          <w:tab w:val="num" w:pos="720"/>
+        </w:tabs>
+        <w:ind w:left="720" w:hanging="360"/>
+      </w:pPr>
+      <w:rPr>
+        <w:rFonts w:ascii="Symbol" w:hAnsi="Symbol" w:hint="default"/>
+        <w:sz w:val="20"/>
+      </w:rPr>
+    </w:lvl>
+    <w:lvl w:ilvl="1" w:tentative="1">
+      <w:start w:val="1"/>
+      <w:numFmt w:val="bullet"/>
+      <w:lvlText w:val="o"/>
+      <w:lvlJc w:val="left"/>
+      <w:pPr>
+        <w:tabs>
+          <w:tab w:val="num" w:pos="1440"/>
+        </w:tabs>
+        <w:ind w:left="1440" w:hanging="360"/>
+      </w:pPr>
+      <w:rPr>
+        <w:rFonts w:ascii="Courier New" w:hAnsi="Courier New" w:hint="default"/>
+        <w:sz w:val="20"/>
+      </w:rPr>
+    </w:lvl>
+    <w:lvl w:ilvl="2" w:tentative="1">
+      <w:start w:val="1"/>
+      <w:numFmt w:val="bullet"/>
+      <w:lvlText w:val=""/>
+      <w:lvlJc w:val="left"/>
+      <w:pPr>
+        <w:tabs>
+          <w:tab w:val="num" w:pos="2160"/>
+        </w:tabs>
+        <w:ind w:left="2160" w:hanging="360"/>
+      </w:pPr>
+      <w:rPr>
+        <w:rFonts w:ascii="Wingdings" w:hAnsi="Wingdings" w:hint="default"/>
+        <w:sz w:val="20"/>
+      </w:rPr>
+    </w:lvl>
+    <w:lvl w:ilvl="3" w:tentative="1">
+      <w:start w:val="1"/>
+      <w:numFmt w:val="bullet"/>
+      <w:lvlText w:val=""/>
+      <w:lvlJc w:val="left"/>
+      <w:pPr>
+        <w:tabs>
+          <w:tab w:val="num" w:pos="2880"/>
+        </w:tabs>
+        <w:ind w:left="2880" w:hanging="360"/>
+      </w:pPr>
+      <w:rPr>
+        <w:rFonts w:ascii="Wingdings" w:hAnsi="Wingdings" w:hint="default"/>
+        <w:sz w:val="20"/>
+      </w:rPr>
+    </w:lvl>
+    <w:lvl w:ilvl="4" w:tentative="1">
+      <w:start w:val="1"/>
+      <w:numFmt w:val="bullet"/>
+      <w:lvlText w:val=""/>
+      <w:lvlJc w:val="left"/>
+      <w:pPr>
+        <w:tabs>
+          <w:tab w:val="num" w:pos="3600"/>
+        </w:tabs>
+        <w:ind w:left="3600" w:hanging="360"/>
+      </w:pPr>
+      <w:rPr>
+        <w:rFonts w:ascii="Wingdings" w:hAnsi="Wingdings" w:hint="default"/>
+        <w:sz w:val="20"/>
+      </w:rPr>
+    </w:lvl>
+    <w:lvl w:ilvl="5" w:tentative="1">
+      <w:start w:val="1"/>
+      <w:numFmt w:val="bullet"/>
+      <w:lvlText w:val=""/>
+      <w:lvlJc w:val="left"/>
+      <w:pPr>
+        <w:tabs>
+          <w:tab w:val="num" w:pos="4320"/>
+        </w:tabs>
+        <w:ind w:left="4320" w:hanging="360"/>
+      </w:pPr>
+      <w:rPr>
+        <w:rFonts w:ascii="Wingdings" w:hAnsi="Wingdings" w:hint="default"/>
+        <w:sz w:val="20"/>
+      </w:rPr>
+    </w:lvl>
+    <w:lvl w:ilvl="6" w:tentative="1">
+      <w:start w:val="1"/>
+      <w:numFmt w:val="bullet"/>
+      <w:lvlText w:val=""/>
+      <w:lvlJc w:val="left"/>
+      <w:pPr>
+        <w:tabs>
+          <w:tab w:val="num" w:pos="5040"/>
+        </w:tabs>
+        <w:ind w:left="5040" w:hanging="360"/>
+      </w:pPr>
+      <w:rPr>
+        <w:rFonts w:ascii="Wingdings" w:hAnsi="Wingdings" w:hint="default"/>
+        <w:sz w:val="20"/>
+      </w:rPr>
+    </w:lvl>
+    <w:lvl w:ilvl="7" w:tentative="1">
+      <w:start w:val="1"/>
+      <w:numFmt w:val="bullet"/>
+      <w:lvlText w:val=""/>
+      <w:lvlJc w:val="left"/>
+      <w:pPr>
+        <w:tabs>
+          <w:tab w:val="num" w:pos="5760"/>
+        </w:tabs>
+        <w:ind w:left="5760" w:hanging="360"/>
+      </w:pPr>
+      <w:rPr>
+        <w:rFonts w:ascii="Wingdings" w:hAnsi="Wingdings" w:hint="default"/>
+        <w:sz w:val="20"/>
+      </w:rPr>
+    </w:lvl>
+    <w:lvl w:ilvl="8" w:tentative="1">
+      <w:start w:val="1"/>
+      <w:numFmt w:val="bullet"/>
+      <w:lvlText w:val=""/>
+      <w:lvlJc w:val="left"/>
+      <w:pPr>
+        <w:tabs>
+          <w:tab w:val="num" w:pos="6480"/>
+        </w:tabs>
+        <w:ind w:left="6480" w:hanging="360"/>
+      </w:pPr>
+      <w:rPr>
+        <w:rFonts w:ascii="Wingdings" w:hAnsi="Wingdings" w:hint="default"/>
+        <w:sz w:val="20"/>
+      </w:rPr>
+    </w:lvl>
+  </w:abstractNum>
+  <w:abstractNum w:abstractNumId="2" w15:restartNumberingAfterBreak="0">
     <w:nsid w:val="0C316EB0"/>
     <w:multiLevelType w:val="multilevel"/>
     <w:tmpl w:val="2FFC32B6"/>
@@ -3574,7 +5212,156 @@
       </w:pPr>
     </w:lvl>
   </w:abstractNum>
-  <w:abstractNum w:abstractNumId="2" w15:restartNumberingAfterBreak="0">
+  <w:abstractNum w:abstractNumId="3" w15:restartNumberingAfterBreak="0">
+    <w:nsid w:val="1112148E"/>
+    <w:multiLevelType w:val="multilevel"/>
+    <w:tmpl w:val="60F27ECA"/>
+    <w:lvl w:ilvl="0">
+      <w:start w:val="1"/>
+      <w:numFmt w:val="bullet"/>
+      <w:lvlText w:val=""/>
+      <w:lvlJc w:val="left"/>
+      <w:pPr>
+        <w:tabs>
+          <w:tab w:val="num" w:pos="720"/>
+        </w:tabs>
+        <w:ind w:left="720" w:hanging="360"/>
+      </w:pPr>
+      <w:rPr>
+        <w:rFonts w:ascii="Symbol" w:hAnsi="Symbol" w:hint="default"/>
+        <w:sz w:val="20"/>
+      </w:rPr>
+    </w:lvl>
+    <w:lvl w:ilvl="1" w:tentative="1">
+      <w:start w:val="1"/>
+      <w:numFmt w:val="bullet"/>
+      <w:lvlText w:val="o"/>
+      <w:lvlJc w:val="left"/>
+      <w:pPr>
+        <w:tabs>
+          <w:tab w:val="num" w:pos="1440"/>
+        </w:tabs>
+        <w:ind w:left="1440" w:hanging="360"/>
+      </w:pPr>
+      <w:rPr>
+        <w:rFonts w:ascii="Courier New" w:hAnsi="Courier New" w:hint="default"/>
+        <w:sz w:val="20"/>
+      </w:rPr>
+    </w:lvl>
+    <w:lvl w:ilvl="2" w:tentative="1">
+      <w:start w:val="1"/>
+      <w:numFmt w:val="bullet"/>
+      <w:lvlText w:val=""/>
+      <w:lvlJc w:val="left"/>
+      <w:pPr>
+        <w:tabs>
+          <w:tab w:val="num" w:pos="2160"/>
+        </w:tabs>
+        <w:ind w:left="2160" w:hanging="360"/>
+      </w:pPr>
+      <w:rPr>
+        <w:rFonts w:ascii="Wingdings" w:hAnsi="Wingdings" w:hint="default"/>
+        <w:sz w:val="20"/>
+      </w:rPr>
+    </w:lvl>
+    <w:lvl w:ilvl="3" w:tentative="1">
+      <w:start w:val="1"/>
+      <w:numFmt w:val="bullet"/>
+      <w:lvlText w:val=""/>
+      <w:lvlJc w:val="left"/>
+      <w:pPr>
+        <w:tabs>
+          <w:tab w:val="num" w:pos="2880"/>
+        </w:tabs>
+        <w:ind w:left="2880" w:hanging="360"/>
+      </w:pPr>
+      <w:rPr>
+        <w:rFonts w:ascii="Wingdings" w:hAnsi="Wingdings" w:hint="default"/>
+        <w:sz w:val="20"/>
+      </w:rPr>
+    </w:lvl>
+    <w:lvl w:ilvl="4" w:tentative="1">
+      <w:start w:val="1"/>
+      <w:numFmt w:val="bullet"/>
+      <w:lvlText w:val=""/>
+      <w:lvlJc w:val="left"/>
+      <w:pPr>
+        <w:tabs>
+          <w:tab w:val="num" w:pos="3600"/>
+        </w:tabs>
+        <w:ind w:left="3600" w:hanging="360"/>
+      </w:pPr>
+      <w:rPr>
+        <w:rFonts w:ascii="Wingdings" w:hAnsi="Wingdings" w:hint="default"/>
+        <w:sz w:val="20"/>
+      </w:rPr>
+    </w:lvl>
+    <w:lvl w:ilvl="5" w:tentative="1">
+      <w:start w:val="1"/>
+      <w:numFmt w:val="bullet"/>
+      <w:lvlText w:val=""/>
+      <w:lvlJc w:val="left"/>
+      <w:pPr>
+        <w:tabs>
+          <w:tab w:val="num" w:pos="4320"/>
+        </w:tabs>
+        <w:ind w:left="4320" w:hanging="360"/>
+      </w:pPr>
+      <w:rPr>
+        <w:rFonts w:ascii="Wingdings" w:hAnsi="Wingdings" w:hint="default"/>
+        <w:sz w:val="20"/>
+      </w:rPr>
+    </w:lvl>
+    <w:lvl w:ilvl="6" w:tentative="1">
+      <w:start w:val="1"/>
+      <w:numFmt w:val="bullet"/>
+      <w:lvlText w:val=""/>
+      <w:lvlJc w:val="left"/>
+      <w:pPr>
+        <w:tabs>
+          <w:tab w:val="num" w:pos="5040"/>
+        </w:tabs>
+        <w:ind w:left="5040" w:hanging="360"/>
+      </w:pPr>
+      <w:rPr>
+        <w:rFonts w:ascii="Wingdings" w:hAnsi="Wingdings" w:hint="default"/>
+        <w:sz w:val="20"/>
+      </w:rPr>
+    </w:lvl>
+    <w:lvl w:ilvl="7" w:tentative="1">
+      <w:start w:val="1"/>
+      <w:numFmt w:val="bullet"/>
+      <w:lvlText w:val=""/>
+      <w:lvlJc w:val="left"/>
+      <w:pPr>
+        <w:tabs>
+          <w:tab w:val="num" w:pos="5760"/>
+        </w:tabs>
+        <w:ind w:left="5760" w:hanging="360"/>
+      </w:pPr>
+      <w:rPr>
+        <w:rFonts w:ascii="Wingdings" w:hAnsi="Wingdings" w:hint="default"/>
+        <w:sz w:val="20"/>
+      </w:rPr>
+    </w:lvl>
+    <w:lvl w:ilvl="8" w:tentative="1">
+      <w:start w:val="1"/>
+      <w:numFmt w:val="bullet"/>
+      <w:lvlText w:val=""/>
+      <w:lvlJc w:val="left"/>
+      <w:pPr>
+        <w:tabs>
+          <w:tab w:val="num" w:pos="6480"/>
+        </w:tabs>
+        <w:ind w:left="6480" w:hanging="360"/>
+      </w:pPr>
+      <w:rPr>
+        <w:rFonts w:ascii="Wingdings" w:hAnsi="Wingdings" w:hint="default"/>
+        <w:sz w:val="20"/>
+      </w:rPr>
+    </w:lvl>
+  </w:abstractNum>
+  <w:abstractNum w:abstractNumId="4" w15:restartNumberingAfterBreak="0">
     <w:nsid w:val="12E87255"/>
     <w:multiLevelType w:val="multilevel"/>
     <w:tmpl w:val="F95AA67E"/>
@@ -3723,7 +5510,7 @@
       </w:rPr>
     </w:lvl>
   </w:abstractNum>
-  <w:abstractNum w:abstractNumId="3" w15:restartNumberingAfterBreak="0">
+  <w:abstractNum w:abstractNumId="5" w15:restartNumberingAfterBreak="0">
     <w:nsid w:val="14B7738B"/>
     <w:multiLevelType w:val="multilevel"/>
     <w:tmpl w:val="FAE253C4"/>
@@ -3872,7 +5659,7 @@
       </w:rPr>
     </w:lvl>
   </w:abstractNum>
-  <w:abstractNum w:abstractNumId="4" w15:restartNumberingAfterBreak="0">
+  <w:abstractNum w:abstractNumId="6" w15:restartNumberingAfterBreak="0">
     <w:nsid w:val="205931D6"/>
     <w:multiLevelType w:val="multilevel"/>
     <w:tmpl w:val="4EEAC2A4"/>
@@ -4021,7 +5808,7 @@
       </w:rPr>
     </w:lvl>
   </w:abstractNum>
-  <w:abstractNum w:abstractNumId="5" w15:restartNumberingAfterBreak="0">
+  <w:abstractNum w:abstractNumId="7" w15:restartNumberingAfterBreak="0">
     <w:nsid w:val="25072729"/>
     <w:multiLevelType w:val="multilevel"/>
     <w:tmpl w:val="1D280920"/>
@@ -4170,7 +5957,7 @@
       </w:rPr>
     </w:lvl>
   </w:abstractNum>
-  <w:abstractNum w:abstractNumId="6" w15:restartNumberingAfterBreak="0">
+  <w:abstractNum w:abstractNumId="8" w15:restartNumberingAfterBreak="0">
     <w:nsid w:val="28370AA9"/>
     <w:multiLevelType w:val="multilevel"/>
     <w:tmpl w:val="51F81634"/>
@@ -4319,7 +6106,7 @@
       </w:rPr>
     </w:lvl>
   </w:abstractNum>
-  <w:abstractNum w:abstractNumId="7" w15:restartNumberingAfterBreak="0">
+  <w:abstractNum w:abstractNumId="9" w15:restartNumberingAfterBreak="0">
     <w:nsid w:val="28C82F4D"/>
     <w:multiLevelType w:val="multilevel"/>
     <w:tmpl w:val="9580E126"/>
@@ -4468,7 +6255,7 @@
       </w:rPr>
     </w:lvl>
   </w:abstractNum>
-  <w:abstractNum w:abstractNumId="8" w15:restartNumberingAfterBreak="0">
+  <w:abstractNum w:abstractNumId="10" w15:restartNumberingAfterBreak="0">
     <w:nsid w:val="29D335BB"/>
     <w:multiLevelType w:val="multilevel"/>
     <w:tmpl w:val="2CB2063E"/>
@@ -4617,7 +6404,156 @@
       </w:rPr>
     </w:lvl>
   </w:abstractNum>
-  <w:abstractNum w:abstractNumId="9" w15:restartNumberingAfterBreak="0">
+  <w:abstractNum w:abstractNumId="11" w15:restartNumberingAfterBreak="0">
+    <w:nsid w:val="2C741559"/>
+    <w:multiLevelType w:val="multilevel"/>
+    <w:tmpl w:val="6BDE8CB2"/>
+    <w:lvl w:ilvl="0">
+      <w:start w:val="1"/>
+      <w:numFmt w:val="bullet"/>
+      <w:lvlText w:val=""/>
+      <w:lvlJc w:val="left"/>
+      <w:pPr>
+        <w:tabs>
+          <w:tab w:val="num" w:pos="720"/>
+        </w:tabs>
+        <w:ind w:left="720" w:hanging="360"/>
+      </w:pPr>
+      <w:rPr>
+        <w:rFonts w:ascii="Symbol" w:hAnsi="Symbol" w:hint="default"/>
+        <w:sz w:val="20"/>
+      </w:rPr>
+    </w:lvl>
+    <w:lvl w:ilvl="1" w:tentative="1">
+      <w:start w:val="1"/>
+      <w:numFmt w:val="bullet"/>
+      <w:lvlText w:val="o"/>
+      <w:lvlJc w:val="left"/>
+      <w:pPr>
+        <w:tabs>
+          <w:tab w:val="num" w:pos="1440"/>
+        </w:tabs>
+        <w:ind w:left="1440" w:hanging="360"/>
+      </w:pPr>
+      <w:rPr>
+        <w:rFonts w:ascii="Courier New" w:hAnsi="Courier New" w:hint="default"/>
+        <w:sz w:val="20"/>
+      </w:rPr>
+    </w:lvl>
+    <w:lvl w:ilvl="2" w:tentative="1">
+      <w:start w:val="1"/>
+      <w:numFmt w:val="bullet"/>
+      <w:lvlText w:val=""/>
+      <w:lvlJc w:val="left"/>
+      <w:pPr>
+        <w:tabs>
+          <w:tab w:val="num" w:pos="2160"/>
+        </w:tabs>
+        <w:ind w:left="2160" w:hanging="360"/>
+      </w:pPr>
+      <w:rPr>
+        <w:rFonts w:ascii="Wingdings" w:hAnsi="Wingdings" w:hint="default"/>
+        <w:sz w:val="20"/>
+      </w:rPr>
+    </w:lvl>
+    <w:lvl w:ilvl="3" w:tentative="1">
+      <w:start w:val="1"/>
+      <w:numFmt w:val="bullet"/>
+      <w:lvlText w:val=""/>
+      <w:lvlJc w:val="left"/>
+      <w:pPr>
+        <w:tabs>
+          <w:tab w:val="num" w:pos="2880"/>
+        </w:tabs>
+        <w:ind w:left="2880" w:hanging="360"/>
+      </w:pPr>
+      <w:rPr>
+        <w:rFonts w:ascii="Wingdings" w:hAnsi="Wingdings" w:hint="default"/>
+        <w:sz w:val="20"/>
+      </w:rPr>
+    </w:lvl>
+    <w:lvl w:ilvl="4" w:tentative="1">
+      <w:start w:val="1"/>
+      <w:numFmt w:val="bullet"/>
+      <w:lvlText w:val=""/>
+      <w:lvlJc w:val="left"/>
+      <w:pPr>
+        <w:tabs>
+          <w:tab w:val="num" w:pos="3600"/>
+        </w:tabs>
+        <w:ind w:left="3600" w:hanging="360"/>
+      </w:pPr>
+      <w:rPr>
+        <w:rFonts w:ascii="Wingdings" w:hAnsi="Wingdings" w:hint="default"/>
+        <w:sz w:val="20"/>
+      </w:rPr>
+    </w:lvl>
+    <w:lvl w:ilvl="5" w:tentative="1">
+      <w:start w:val="1"/>
+      <w:numFmt w:val="bullet"/>
+      <w:lvlText w:val=""/>
+      <w:lvlJc w:val="left"/>
+      <w:pPr>
+        <w:tabs>
+          <w:tab w:val="num" w:pos="4320"/>
+        </w:tabs>
+        <w:ind w:left="4320" w:hanging="360"/>
+      </w:pPr>
+      <w:rPr>
+        <w:rFonts w:ascii="Wingdings" w:hAnsi="Wingdings" w:hint="default"/>
+        <w:sz w:val="20"/>
+      </w:rPr>
+    </w:lvl>
+    <w:lvl w:ilvl="6" w:tentative="1">
+      <w:start w:val="1"/>
+      <w:numFmt w:val="bullet"/>
+      <w:lvlText w:val=""/>
+      <w:lvlJc w:val="left"/>
+      <w:pPr>
+        <w:tabs>
+          <w:tab w:val="num" w:pos="5040"/>
+        </w:tabs>
+        <w:ind w:left="5040" w:hanging="360"/>
+      </w:pPr>
+      <w:rPr>
+        <w:rFonts w:ascii="Wingdings" w:hAnsi="Wingdings" w:hint="default"/>
+        <w:sz w:val="20"/>
+      </w:rPr>
+    </w:lvl>
+    <w:lvl w:ilvl="7" w:tentative="1">
+      <w:start w:val="1"/>
+      <w:numFmt w:val="bullet"/>
+      <w:lvlText w:val=""/>
+      <w:lvlJc w:val="left"/>
+      <w:pPr>
+        <w:tabs>
+          <w:tab w:val="num" w:pos="5760"/>
+        </w:tabs>
+        <w:ind w:left="5760" w:hanging="360"/>
+      </w:pPr>
+      <w:rPr>
+        <w:rFonts w:ascii="Wingdings" w:hAnsi="Wingdings" w:hint="default"/>
+        <w:sz w:val="20"/>
+      </w:rPr>
+    </w:lvl>
+    <w:lvl w:ilvl="8" w:tentative="1">
+      <w:start w:val="1"/>
+      <w:numFmt w:val="bullet"/>
+      <w:lvlText w:val=""/>
+      <w:lvlJc w:val="left"/>
+      <w:pPr>
+        <w:tabs>
+          <w:tab w:val="num" w:pos="6480"/>
+        </w:tabs>
+        <w:ind w:left="6480" w:hanging="360"/>
+      </w:pPr>
+      <w:rPr>
+        <w:rFonts w:ascii="Wingdings" w:hAnsi="Wingdings" w:hint="default"/>
+        <w:sz w:val="20"/>
+      </w:rPr>
+    </w:lvl>
+  </w:abstractNum>
+  <w:abstractNum w:abstractNumId="12" w15:restartNumberingAfterBreak="0">
     <w:nsid w:val="2D513498"/>
     <w:multiLevelType w:val="multilevel"/>
     <w:tmpl w:val="CE52BAB0"/>
@@ -4766,7 +6702,7 @@
       </w:rPr>
     </w:lvl>
   </w:abstractNum>
-  <w:abstractNum w:abstractNumId="10" w15:restartNumberingAfterBreak="0">
+  <w:abstractNum w:abstractNumId="13" w15:restartNumberingAfterBreak="0">
     <w:nsid w:val="2DA54144"/>
     <w:multiLevelType w:val="multilevel"/>
     <w:tmpl w:val="071E8A7C"/>
@@ -4915,7 +6851,7 @@
       </w:rPr>
     </w:lvl>
   </w:abstractNum>
-  <w:abstractNum w:abstractNumId="11" w15:restartNumberingAfterBreak="0">
+  <w:abstractNum w:abstractNumId="14" w15:restartNumberingAfterBreak="0">
     <w:nsid w:val="2F9177D0"/>
     <w:multiLevelType w:val="multilevel"/>
     <w:tmpl w:val="74FE917A"/>
@@ -5064,7 +7000,7 @@
       </w:rPr>
     </w:lvl>
   </w:abstractNum>
-  <w:abstractNum w:abstractNumId="12" w15:restartNumberingAfterBreak="0">
+  <w:abstractNum w:abstractNumId="15" w15:restartNumberingAfterBreak="0">
     <w:nsid w:val="35717F9B"/>
     <w:multiLevelType w:val="multilevel"/>
     <w:tmpl w:val="7668F6C6"/>
@@ -5213,7 +7149,156 @@
       </w:rPr>
     </w:lvl>
   </w:abstractNum>
-  <w:abstractNum w:abstractNumId="13" w15:restartNumberingAfterBreak="0">
+  <w:abstractNum w:abstractNumId="16" w15:restartNumberingAfterBreak="0">
+    <w:nsid w:val="3BFC6044"/>
+    <w:multiLevelType w:val="multilevel"/>
+    <w:tmpl w:val="D2D26FDA"/>
+    <w:lvl w:ilvl="0">
+      <w:start w:val="1"/>
+      <w:numFmt w:val="bullet"/>
+      <w:lvlText w:val=""/>
+      <w:lvlJc w:val="left"/>
+      <w:pPr>
+        <w:tabs>
+          <w:tab w:val="num" w:pos="720"/>
+        </w:tabs>
+        <w:ind w:left="720" w:hanging="360"/>
+      </w:pPr>
+      <w:rPr>
+        <w:rFonts w:ascii="Symbol" w:hAnsi="Symbol" w:hint="default"/>
+        <w:sz w:val="20"/>
+      </w:rPr>
+    </w:lvl>
+    <w:lvl w:ilvl="1" w:tentative="1">
+      <w:start w:val="1"/>
+      <w:numFmt w:val="bullet"/>
+      <w:lvlText w:val="o"/>
+      <w:lvlJc w:val="left"/>
+      <w:pPr>
+        <w:tabs>
+          <w:tab w:val="num" w:pos="1440"/>
+        </w:tabs>
+        <w:ind w:left="1440" w:hanging="360"/>
+      </w:pPr>
+      <w:rPr>
+        <w:rFonts w:ascii="Courier New" w:hAnsi="Courier New" w:hint="default"/>
+        <w:sz w:val="20"/>
+      </w:rPr>
+    </w:lvl>
+    <w:lvl w:ilvl="2" w:tentative="1">
+      <w:start w:val="1"/>
+      <w:numFmt w:val="bullet"/>
+      <w:lvlText w:val=""/>
+      <w:lvlJc w:val="left"/>
+      <w:pPr>
+        <w:tabs>
+          <w:tab w:val="num" w:pos="2160"/>
+        </w:tabs>
+        <w:ind w:left="2160" w:hanging="360"/>
+      </w:pPr>
+      <w:rPr>
+        <w:rFonts w:ascii="Wingdings" w:hAnsi="Wingdings" w:hint="default"/>
+        <w:sz w:val="20"/>
+      </w:rPr>
+    </w:lvl>
+    <w:lvl w:ilvl="3" w:tentative="1">
+      <w:start w:val="1"/>
+      <w:numFmt w:val="bullet"/>
+      <w:lvlText w:val=""/>
+      <w:lvlJc w:val="left"/>
+      <w:pPr>
+        <w:tabs>
+          <w:tab w:val="num" w:pos="2880"/>
+        </w:tabs>
+        <w:ind w:left="2880" w:hanging="360"/>
+      </w:pPr>
+      <w:rPr>
+        <w:rFonts w:ascii="Wingdings" w:hAnsi="Wingdings" w:hint="default"/>
+        <w:sz w:val="20"/>
+      </w:rPr>
+    </w:lvl>
+    <w:lvl w:ilvl="4" w:tentative="1">
+      <w:start w:val="1"/>
+      <w:numFmt w:val="bullet"/>
+      <w:lvlText w:val=""/>
+      <w:lvlJc w:val="left"/>
+      <w:pPr>
+        <w:tabs>
+          <w:tab w:val="num" w:pos="3600"/>
+        </w:tabs>
+        <w:ind w:left="3600" w:hanging="360"/>
+      </w:pPr>
+      <w:rPr>
+        <w:rFonts w:ascii="Wingdings" w:hAnsi="Wingdings" w:hint="default"/>
+        <w:sz w:val="20"/>
+      </w:rPr>
+    </w:lvl>
+    <w:lvl w:ilvl="5" w:tentative="1">
+      <w:start w:val="1"/>
+      <w:numFmt w:val="bullet"/>
+      <w:lvlText w:val=""/>
+      <w:lvlJc w:val="left"/>
+      <w:pPr>
+        <w:tabs>
+          <w:tab w:val="num" w:pos="4320"/>
+        </w:tabs>
+        <w:ind w:left="4320" w:hanging="360"/>
+      </w:pPr>
+      <w:rPr>
+        <w:rFonts w:ascii="Wingdings" w:hAnsi="Wingdings" w:hint="default"/>
+        <w:sz w:val="20"/>
+      </w:rPr>
+    </w:lvl>
+    <w:lvl w:ilvl="6" w:tentative="1">
+      <w:start w:val="1"/>
+      <w:numFmt w:val="bullet"/>
+      <w:lvlText w:val=""/>
+      <w:lvlJc w:val="left"/>
+      <w:pPr>
+        <w:tabs>
+          <w:tab w:val="num" w:pos="5040"/>
+        </w:tabs>
+        <w:ind w:left="5040" w:hanging="360"/>
+      </w:pPr>
+      <w:rPr>
+        <w:rFonts w:ascii="Wingdings" w:hAnsi="Wingdings" w:hint="default"/>
+        <w:sz w:val="20"/>
+      </w:rPr>
+    </w:lvl>
+    <w:lvl w:ilvl="7" w:tentative="1">
+      <w:start w:val="1"/>
+      <w:numFmt w:val="bullet"/>
+      <w:lvlText w:val=""/>
+      <w:lvlJc w:val="left"/>
+      <w:pPr>
+        <w:tabs>
+          <w:tab w:val="num" w:pos="5760"/>
+        </w:tabs>
+        <w:ind w:left="5760" w:hanging="360"/>
+      </w:pPr>
+      <w:rPr>
+        <w:rFonts w:ascii="Wingdings" w:hAnsi="Wingdings" w:hint="default"/>
+        <w:sz w:val="20"/>
+      </w:rPr>
+    </w:lvl>
+    <w:lvl w:ilvl="8" w:tentative="1">
+      <w:start w:val="1"/>
+      <w:numFmt w:val="bullet"/>
+      <w:lvlText w:val=""/>
+      <w:lvlJc w:val="left"/>
+      <w:pPr>
+        <w:tabs>
+          <w:tab w:val="num" w:pos="6480"/>
+        </w:tabs>
+        <w:ind w:left="6480" w:hanging="360"/>
+      </w:pPr>
+      <w:rPr>
+        <w:rFonts w:ascii="Wingdings" w:hAnsi="Wingdings" w:hint="default"/>
+        <w:sz w:val="20"/>
+      </w:rPr>
+    </w:lvl>
+  </w:abstractNum>
+  <w:abstractNum w:abstractNumId="17" w15:restartNumberingAfterBreak="0">
     <w:nsid w:val="3CA11E4F"/>
     <w:multiLevelType w:val="multilevel"/>
     <w:tmpl w:val="08ECC0D6"/>
@@ -5362,7 +7447,7 @@
       </w:rPr>
     </w:lvl>
   </w:abstractNum>
-  <w:abstractNum w:abstractNumId="14" w15:restartNumberingAfterBreak="0">
+  <w:abstractNum w:abstractNumId="18" w15:restartNumberingAfterBreak="0">
     <w:nsid w:val="40C92065"/>
     <w:multiLevelType w:val="multilevel"/>
     <w:tmpl w:val="1A5A5D76"/>
@@ -5511,7 +7596,305 @@
       </w:rPr>
     </w:lvl>
   </w:abstractNum>
-  <w:abstractNum w:abstractNumId="15" w15:restartNumberingAfterBreak="0">
+  <w:abstractNum w:abstractNumId="19" w15:restartNumberingAfterBreak="0">
+    <w:nsid w:val="41034F94"/>
+    <w:multiLevelType w:val="multilevel"/>
+    <w:tmpl w:val="406616BC"/>
+    <w:lvl w:ilvl="0">
+      <w:start w:val="1"/>
+      <w:numFmt w:val="bullet"/>
+      <w:lvlText w:val=""/>
+      <w:lvlJc w:val="left"/>
+      <w:pPr>
+        <w:tabs>
+          <w:tab w:val="num" w:pos="720"/>
+        </w:tabs>
+        <w:ind w:left="720" w:hanging="360"/>
+      </w:pPr>
+      <w:rPr>
+        <w:rFonts w:ascii="Symbol" w:hAnsi="Symbol" w:hint="default"/>
+        <w:sz w:val="20"/>
+      </w:rPr>
+    </w:lvl>
+    <w:lvl w:ilvl="1" w:tentative="1">
+      <w:start w:val="1"/>
+      <w:numFmt w:val="bullet"/>
+      <w:lvlText w:val="o"/>
+      <w:lvlJc w:val="left"/>
+      <w:pPr>
+        <w:tabs>
+          <w:tab w:val="num" w:pos="1440"/>
+        </w:tabs>
+        <w:ind w:left="1440" w:hanging="360"/>
+      </w:pPr>
+      <w:rPr>
+        <w:rFonts w:ascii="Courier New" w:hAnsi="Courier New" w:hint="default"/>
+        <w:sz w:val="20"/>
+      </w:rPr>
+    </w:lvl>
+    <w:lvl w:ilvl="2" w:tentative="1">
+      <w:start w:val="1"/>
+      <w:numFmt w:val="bullet"/>
+      <w:lvlText w:val=""/>
+      <w:lvlJc w:val="left"/>
+      <w:pPr>
+        <w:tabs>
+          <w:tab w:val="num" w:pos="2160"/>
+        </w:tabs>
+        <w:ind w:left="2160" w:hanging="360"/>
+      </w:pPr>
+      <w:rPr>
+        <w:rFonts w:ascii="Wingdings" w:hAnsi="Wingdings" w:hint="default"/>
+        <w:sz w:val="20"/>
+      </w:rPr>
+    </w:lvl>
+    <w:lvl w:ilvl="3" w:tentative="1">
+      <w:start w:val="1"/>
+      <w:numFmt w:val="bullet"/>
+      <w:lvlText w:val=""/>
+      <w:lvlJc w:val="left"/>
+      <w:pPr>
+        <w:tabs>
+          <w:tab w:val="num" w:pos="2880"/>
+        </w:tabs>
+        <w:ind w:left="2880" w:hanging="360"/>
+      </w:pPr>
+      <w:rPr>
+        <w:rFonts w:ascii="Wingdings" w:hAnsi="Wingdings" w:hint="default"/>
+        <w:sz w:val="20"/>
+      </w:rPr>
+    </w:lvl>
+    <w:lvl w:ilvl="4" w:tentative="1">
+      <w:start w:val="1"/>
+      <w:numFmt w:val="bullet"/>
+      <w:lvlText w:val=""/>
+      <w:lvlJc w:val="left"/>
+      <w:pPr>
+        <w:tabs>
+          <w:tab w:val="num" w:pos="3600"/>
+        </w:tabs>
+        <w:ind w:left="3600" w:hanging="360"/>
+      </w:pPr>
+      <w:rPr>
+        <w:rFonts w:ascii="Wingdings" w:hAnsi="Wingdings" w:hint="default"/>
+        <w:sz w:val="20"/>
+      </w:rPr>
+    </w:lvl>
+    <w:lvl w:ilvl="5" w:tentative="1">
+      <w:start w:val="1"/>
+      <w:numFmt w:val="bullet"/>
+      <w:lvlText w:val=""/>
+      <w:lvlJc w:val="left"/>
+      <w:pPr>
+        <w:tabs>
+          <w:tab w:val="num" w:pos="4320"/>
+        </w:tabs>
+        <w:ind w:left="4320" w:hanging="360"/>
+      </w:pPr>
+      <w:rPr>
+        <w:rFonts w:ascii="Wingdings" w:hAnsi="Wingdings" w:hint="default"/>
+        <w:sz w:val="20"/>
+      </w:rPr>
+    </w:lvl>
+    <w:lvl w:ilvl="6" w:tentative="1">
+      <w:start w:val="1"/>
+      <w:numFmt w:val="bullet"/>
+      <w:lvlText w:val=""/>
+      <w:lvlJc w:val="left"/>
+      <w:pPr>
+        <w:tabs>
+          <w:tab w:val="num" w:pos="5040"/>
+        </w:tabs>
+        <w:ind w:left="5040" w:hanging="360"/>
+      </w:pPr>
+      <w:rPr>
+        <w:rFonts w:ascii="Wingdings" w:hAnsi="Wingdings" w:hint="default"/>
+        <w:sz w:val="20"/>
+      </w:rPr>
+    </w:lvl>
+    <w:lvl w:ilvl="7" w:tentative="1">
+      <w:start w:val="1"/>
+      <w:numFmt w:val="bullet"/>
+      <w:lvlText w:val=""/>
+      <w:lvlJc w:val="left"/>
+      <w:pPr>
+        <w:tabs>
+          <w:tab w:val="num" w:pos="5760"/>
+        </w:tabs>
+        <w:ind w:left="5760" w:hanging="360"/>
+      </w:pPr>
+      <w:rPr>
+        <w:rFonts w:ascii="Wingdings" w:hAnsi="Wingdings" w:hint="default"/>
+        <w:sz w:val="20"/>
+      </w:rPr>
+    </w:lvl>
+    <w:lvl w:ilvl="8" w:tentative="1">
+      <w:start w:val="1"/>
+      <w:numFmt w:val="bullet"/>
+      <w:lvlText w:val=""/>
+      <w:lvlJc w:val="left"/>
+      <w:pPr>
+        <w:tabs>
+          <w:tab w:val="num" w:pos="6480"/>
+        </w:tabs>
+        <w:ind w:left="6480" w:hanging="360"/>
+      </w:pPr>
+      <w:rPr>
+        <w:rFonts w:ascii="Wingdings" w:hAnsi="Wingdings" w:hint="default"/>
+        <w:sz w:val="20"/>
+      </w:rPr>
+    </w:lvl>
+  </w:abstractNum>
+  <w:abstractNum w:abstractNumId="20" w15:restartNumberingAfterBreak="0">
+    <w:nsid w:val="424C17DB"/>
+    <w:multiLevelType w:val="multilevel"/>
+    <w:tmpl w:val="B8A0724E"/>
+    <w:lvl w:ilvl="0">
+      <w:start w:val="1"/>
+      <w:numFmt w:val="bullet"/>
+      <w:lvlText w:val=""/>
+      <w:lvlJc w:val="left"/>
+      <w:pPr>
+        <w:tabs>
+          <w:tab w:val="num" w:pos="720"/>
+        </w:tabs>
+        <w:ind w:left="720" w:hanging="360"/>
+      </w:pPr>
+      <w:rPr>
+        <w:rFonts w:ascii="Symbol" w:hAnsi="Symbol" w:hint="default"/>
+        <w:sz w:val="20"/>
+      </w:rPr>
+    </w:lvl>
+    <w:lvl w:ilvl="1">
+      <w:start w:val="1"/>
+      <w:numFmt w:val="bullet"/>
+      <w:lvlText w:val="o"/>
+      <w:lvlJc w:val="left"/>
+      <w:pPr>
+        <w:tabs>
+          <w:tab w:val="num" w:pos="1440"/>
+        </w:tabs>
+        <w:ind w:left="1440" w:hanging="360"/>
+      </w:pPr>
+      <w:rPr>
+        <w:rFonts w:ascii="Courier New" w:hAnsi="Courier New" w:hint="default"/>
+        <w:sz w:val="20"/>
+      </w:rPr>
+    </w:lvl>
+    <w:lvl w:ilvl="2" w:tentative="1">
+      <w:start w:val="1"/>
+      <w:numFmt w:val="bullet"/>
+      <w:lvlText w:val=""/>
+      <w:lvlJc w:val="left"/>
+      <w:pPr>
+        <w:tabs>
+          <w:tab w:val="num" w:pos="2160"/>
+        </w:tabs>
+        <w:ind w:left="2160" w:hanging="360"/>
+      </w:pPr>
+      <w:rPr>
+        <w:rFonts w:ascii="Wingdings" w:hAnsi="Wingdings" w:hint="default"/>
+        <w:sz w:val="20"/>
+      </w:rPr>
+    </w:lvl>
+    <w:lvl w:ilvl="3" w:tentative="1">
+      <w:start w:val="1"/>
+      <w:numFmt w:val="bullet"/>
+      <w:lvlText w:val=""/>
+      <w:lvlJc w:val="left"/>
+      <w:pPr>
+        <w:tabs>
+          <w:tab w:val="num" w:pos="2880"/>
+        </w:tabs>
+        <w:ind w:left="2880" w:hanging="360"/>
+      </w:pPr>
+      <w:rPr>
+        <w:rFonts w:ascii="Wingdings" w:hAnsi="Wingdings" w:hint="default"/>
+        <w:sz w:val="20"/>
+      </w:rPr>
+    </w:lvl>
+    <w:lvl w:ilvl="4" w:tentative="1">
+      <w:start w:val="1"/>
+      <w:numFmt w:val="bullet"/>
+      <w:lvlText w:val=""/>
+      <w:lvlJc w:val="left"/>
+      <w:pPr>
+        <w:tabs>
+          <w:tab w:val="num" w:pos="3600"/>
+        </w:tabs>
+        <w:ind w:left="3600" w:hanging="360"/>
+      </w:pPr>
+      <w:rPr>
+        <w:rFonts w:ascii="Wingdings" w:hAnsi="Wingdings" w:hint="default"/>
+        <w:sz w:val="20"/>
+      </w:rPr>
+    </w:lvl>
+    <w:lvl w:ilvl="5" w:tentative="1">
+      <w:start w:val="1"/>
+      <w:numFmt w:val="bullet"/>
+      <w:lvlText w:val=""/>
+      <w:lvlJc w:val="left"/>
+      <w:pPr>
+        <w:tabs>
+          <w:tab w:val="num" w:pos="4320"/>
+        </w:tabs>
+        <w:ind w:left="4320" w:hanging="360"/>
+      </w:pPr>
+      <w:rPr>
+        <w:rFonts w:ascii="Wingdings" w:hAnsi="Wingdings" w:hint="default"/>
+        <w:sz w:val="20"/>
+      </w:rPr>
+    </w:lvl>
+    <w:lvl w:ilvl="6" w:tentative="1">
+      <w:start w:val="1"/>
+      <w:numFmt w:val="bullet"/>
+      <w:lvlText w:val=""/>
+      <w:lvlJc w:val="left"/>
+      <w:pPr>
+        <w:tabs>
+          <w:tab w:val="num" w:pos="5040"/>
+        </w:tabs>
+        <w:ind w:left="5040" w:hanging="360"/>
+      </w:pPr>
+      <w:rPr>
+        <w:rFonts w:ascii="Wingdings" w:hAnsi="Wingdings" w:hint="default"/>
+        <w:sz w:val="20"/>
+      </w:rPr>
+    </w:lvl>
+    <w:lvl w:ilvl="7" w:tentative="1">
+      <w:start w:val="1"/>
+      <w:numFmt w:val="bullet"/>
+      <w:lvlText w:val=""/>
+      <w:lvlJc w:val="left"/>
+      <w:pPr>
+        <w:tabs>
+          <w:tab w:val="num" w:pos="5760"/>
+        </w:tabs>
+        <w:ind w:left="5760" w:hanging="360"/>
+      </w:pPr>
+      <w:rPr>
+        <w:rFonts w:ascii="Wingdings" w:hAnsi="Wingdings" w:hint="default"/>
+        <w:sz w:val="20"/>
+      </w:rPr>
+    </w:lvl>
+    <w:lvl w:ilvl="8" w:tentative="1">
+      <w:start w:val="1"/>
+      <w:numFmt w:val="bullet"/>
+      <w:lvlText w:val=""/>
+      <w:lvlJc w:val="left"/>
+      <w:pPr>
+        <w:tabs>
+          <w:tab w:val="num" w:pos="6480"/>
+        </w:tabs>
+        <w:ind w:left="6480" w:hanging="360"/>
+      </w:pPr>
+      <w:rPr>
+        <w:rFonts w:ascii="Wingdings" w:hAnsi="Wingdings" w:hint="default"/>
+        <w:sz w:val="20"/>
+      </w:rPr>
+    </w:lvl>
+  </w:abstractNum>
+  <w:abstractNum w:abstractNumId="21" w15:restartNumberingAfterBreak="0">
     <w:nsid w:val="42C70DCF"/>
     <w:multiLevelType w:val="multilevel"/>
     <w:tmpl w:val="F1D29D62"/>
@@ -5660,7 +8043,7 @@
       </w:rPr>
     </w:lvl>
   </w:abstractNum>
-  <w:abstractNum w:abstractNumId="16" w15:restartNumberingAfterBreak="0">
+  <w:abstractNum w:abstractNumId="22" w15:restartNumberingAfterBreak="0">
     <w:nsid w:val="435974CA"/>
     <w:multiLevelType w:val="multilevel"/>
     <w:tmpl w:val="738E68FA"/>
@@ -5809,7 +8192,7 @@
       </w:rPr>
     </w:lvl>
   </w:abstractNum>
-  <w:abstractNum w:abstractNumId="17" w15:restartNumberingAfterBreak="0">
+  <w:abstractNum w:abstractNumId="23" w15:restartNumberingAfterBreak="0">
     <w:nsid w:val="4657290F"/>
     <w:multiLevelType w:val="multilevel"/>
     <w:tmpl w:val="C130D460"/>
@@ -5958,7 +8341,156 @@
       </w:rPr>
     </w:lvl>
   </w:abstractNum>
-  <w:abstractNum w:abstractNumId="18" w15:restartNumberingAfterBreak="0">
+  <w:abstractNum w:abstractNumId="24" w15:restartNumberingAfterBreak="0">
+    <w:nsid w:val="46F86D97"/>
+    <w:multiLevelType w:val="multilevel"/>
+    <w:tmpl w:val="260CF4FC"/>
+    <w:lvl w:ilvl="0">
+      <w:start w:val="1"/>
+      <w:numFmt w:val="bullet"/>
+      <w:lvlText w:val=""/>
+      <w:lvlJc w:val="left"/>
+      <w:pPr>
+        <w:tabs>
+          <w:tab w:val="num" w:pos="720"/>
+        </w:tabs>
+        <w:ind w:left="720" w:hanging="360"/>
+      </w:pPr>
+      <w:rPr>
+        <w:rFonts w:ascii="Symbol" w:hAnsi="Symbol" w:hint="default"/>
+        <w:sz w:val="20"/>
+      </w:rPr>
+    </w:lvl>
+    <w:lvl w:ilvl="1" w:tentative="1">
+      <w:start w:val="1"/>
+      <w:numFmt w:val="bullet"/>
+      <w:lvlText w:val="o"/>
+      <w:lvlJc w:val="left"/>
+      <w:pPr>
+        <w:tabs>
+          <w:tab w:val="num" w:pos="1440"/>
+        </w:tabs>
+        <w:ind w:left="1440" w:hanging="360"/>
+      </w:pPr>
+      <w:rPr>
+        <w:rFonts w:ascii="Courier New" w:hAnsi="Courier New" w:hint="default"/>
+        <w:sz w:val="20"/>
+      </w:rPr>
+    </w:lvl>
+    <w:lvl w:ilvl="2" w:tentative="1">
+      <w:start w:val="1"/>
+      <w:numFmt w:val="bullet"/>
+      <w:lvlText w:val=""/>
+      <w:lvlJc w:val="left"/>
+      <w:pPr>
+        <w:tabs>
+          <w:tab w:val="num" w:pos="2160"/>
+        </w:tabs>
+        <w:ind w:left="2160" w:hanging="360"/>
+      </w:pPr>
+      <w:rPr>
+        <w:rFonts w:ascii="Wingdings" w:hAnsi="Wingdings" w:hint="default"/>
+        <w:sz w:val="20"/>
+      </w:rPr>
+    </w:lvl>
+    <w:lvl w:ilvl="3" w:tentative="1">
+      <w:start w:val="1"/>
+      <w:numFmt w:val="bullet"/>
+      <w:lvlText w:val=""/>
+      <w:lvlJc w:val="left"/>
+      <w:pPr>
+        <w:tabs>
+          <w:tab w:val="num" w:pos="2880"/>
+        </w:tabs>
+        <w:ind w:left="2880" w:hanging="360"/>
+      </w:pPr>
+      <w:rPr>
+        <w:rFonts w:ascii="Wingdings" w:hAnsi="Wingdings" w:hint="default"/>
+        <w:sz w:val="20"/>
+      </w:rPr>
+    </w:lvl>
+    <w:lvl w:ilvl="4" w:tentative="1">
+      <w:start w:val="1"/>
+      <w:numFmt w:val="bullet"/>
+      <w:lvlText w:val=""/>
+      <w:lvlJc w:val="left"/>
+      <w:pPr>
+        <w:tabs>
+          <w:tab w:val="num" w:pos="3600"/>
+        </w:tabs>
+        <w:ind w:left="3600" w:hanging="360"/>
+      </w:pPr>
+      <w:rPr>
+        <w:rFonts w:ascii="Wingdings" w:hAnsi="Wingdings" w:hint="default"/>
+        <w:sz w:val="20"/>
+      </w:rPr>
+    </w:lvl>
+    <w:lvl w:ilvl="5" w:tentative="1">
+      <w:start w:val="1"/>
+      <w:numFmt w:val="bullet"/>
+      <w:lvlText w:val=""/>
+      <w:lvlJc w:val="left"/>
+      <w:pPr>
+        <w:tabs>
+          <w:tab w:val="num" w:pos="4320"/>
+        </w:tabs>
+        <w:ind w:left="4320" w:hanging="360"/>
+      </w:pPr>
+      <w:rPr>
+        <w:rFonts w:ascii="Wingdings" w:hAnsi="Wingdings" w:hint="default"/>
+        <w:sz w:val="20"/>
+      </w:rPr>
+    </w:lvl>
+    <w:lvl w:ilvl="6" w:tentative="1">
+      <w:start w:val="1"/>
+      <w:numFmt w:val="bullet"/>
+      <w:lvlText w:val=""/>
+      <w:lvlJc w:val="left"/>
+      <w:pPr>
+        <w:tabs>
+          <w:tab w:val="num" w:pos="5040"/>
+        </w:tabs>
+        <w:ind w:left="5040" w:hanging="360"/>
+      </w:pPr>
+      <w:rPr>
+        <w:rFonts w:ascii="Wingdings" w:hAnsi="Wingdings" w:hint="default"/>
+        <w:sz w:val="20"/>
+      </w:rPr>
+    </w:lvl>
+    <w:lvl w:ilvl="7" w:tentative="1">
+      <w:start w:val="1"/>
+      <w:numFmt w:val="bullet"/>
+      <w:lvlText w:val=""/>
+      <w:lvlJc w:val="left"/>
+      <w:pPr>
+        <w:tabs>
+          <w:tab w:val="num" w:pos="5760"/>
+        </w:tabs>
+        <w:ind w:left="5760" w:hanging="360"/>
+      </w:pPr>
+      <w:rPr>
+        <w:rFonts w:ascii="Wingdings" w:hAnsi="Wingdings" w:hint="default"/>
+        <w:sz w:val="20"/>
+      </w:rPr>
+    </w:lvl>
+    <w:lvl w:ilvl="8" w:tentative="1">
+      <w:start w:val="1"/>
+      <w:numFmt w:val="bullet"/>
+      <w:lvlText w:val=""/>
+      <w:lvlJc w:val="left"/>
+      <w:pPr>
+        <w:tabs>
+          <w:tab w:val="num" w:pos="6480"/>
+        </w:tabs>
+        <w:ind w:left="6480" w:hanging="360"/>
+      </w:pPr>
+      <w:rPr>
+        <w:rFonts w:ascii="Wingdings" w:hAnsi="Wingdings" w:hint="default"/>
+        <w:sz w:val="20"/>
+      </w:rPr>
+    </w:lvl>
+  </w:abstractNum>
+  <w:abstractNum w:abstractNumId="25" w15:restartNumberingAfterBreak="0">
     <w:nsid w:val="49F16B65"/>
     <w:multiLevelType w:val="multilevel"/>
     <w:tmpl w:val="B9F218E0"/>
@@ -6107,7 +8639,120 @@
       </w:rPr>
     </w:lvl>
   </w:abstractNum>
-  <w:abstractNum w:abstractNumId="19" w15:restartNumberingAfterBreak="0">
+  <w:abstractNum w:abstractNumId="26" w15:restartNumberingAfterBreak="0">
+    <w:nsid w:val="4AEE5193"/>
+    <w:multiLevelType w:val="multilevel"/>
+    <w:tmpl w:val="84901934"/>
+    <w:lvl w:ilvl="0">
+      <w:start w:val="1"/>
+      <w:numFmt w:val="decimal"/>
+      <w:lvlText w:val="%1."/>
+      <w:lvlJc w:val="left"/>
+      <w:pPr>
+        <w:tabs>
+          <w:tab w:val="num" w:pos="720"/>
+        </w:tabs>
+        <w:ind w:left="720" w:hanging="360"/>
+      </w:pPr>
+    </w:lvl>
+    <w:lvl w:ilvl="1" w:tentative="1">
+      <w:start w:val="1"/>
+      <w:numFmt w:val="decimal"/>
+      <w:lvlText w:val="%2."/>
+      <w:lvlJc w:val="left"/>
+      <w:pPr>
+        <w:tabs>
+          <w:tab w:val="num" w:pos="1440"/>
+        </w:tabs>
+        <w:ind w:left="1440" w:hanging="360"/>
+      </w:pPr>
+    </w:lvl>
+    <w:lvl w:ilvl="2" w:tentative="1">
+      <w:start w:val="1"/>
+      <w:numFmt w:val="decimal"/>
+      <w:lvlText w:val="%3."/>
+      <w:lvlJc w:val="left"/>
+      <w:pPr>
+        <w:tabs>
+          <w:tab w:val="num" w:pos="2160"/>
+        </w:tabs>
+        <w:ind w:left="2160" w:hanging="360"/>
+      </w:pPr>
+    </w:lvl>
+    <w:lvl w:ilvl="3" w:tentative="1">
+      <w:start w:val="1"/>
+      <w:numFmt w:val="decimal"/>
+      <w:lvlText w:val="%4."/>
+      <w:lvlJc w:val="left"/>
+      <w:pPr>
+        <w:tabs>
+          <w:tab w:val="num" w:pos="2880"/>
+        </w:tabs>
+        <w:ind w:left="2880" w:hanging="360"/>
+      </w:pPr>
+    </w:lvl>
+    <w:lvl w:ilvl="4" w:tentative="1">
+      <w:start w:val="1"/>
+      <w:numFmt w:val="decimal"/>
+      <w:lvlText w:val="%5."/>
+      <w:lvlJc w:val="left"/>
+      <w:pPr>
+        <w:tabs>
+          <w:tab w:val="num" w:pos="3600"/>
+        </w:tabs>
+        <w:ind w:left="3600" w:hanging="360"/>
+      </w:pPr>
+    </w:lvl>
+    <w:lvl w:ilvl="5" w:tentative="1">
+      <w:start w:val="1"/>
+      <w:numFmt w:val="decimal"/>
+      <w:lvlText w:val="%6."/>
+      <w:lvlJc w:val="left"/>
+      <w:pPr>
+        <w:tabs>
+          <w:tab w:val="num" w:pos="4320"/>
+        </w:tabs>
+        <w:ind w:left="4320" w:hanging="360"/>
+      </w:pPr>
+    </w:lvl>
+    <w:lvl w:ilvl="6" w:tentative="1">
+      <w:start w:val="1"/>
+      <w:numFmt w:val="decimal"/>
+      <w:lvlText w:val="%7."/>
+      <w:lvlJc w:val="left"/>
+      <w:pPr>
+        <w:tabs>
+          <w:tab w:val="num" w:pos="5040"/>
+        </w:tabs>
+        <w:ind w:left="5040" w:hanging="360"/>
+      </w:pPr>
+    </w:lvl>
+    <w:lvl w:ilvl="7" w:tentative="1">
+      <w:start w:val="1"/>
+      <w:numFmt w:val="decimal"/>
+      <w:lvlText w:val="%8."/>
+      <w:lvlJc w:val="left"/>
+      <w:pPr>
+        <w:tabs>
+          <w:tab w:val="num" w:pos="5760"/>
+        </w:tabs>
+        <w:ind w:left="5760" w:hanging="360"/>
+      </w:pPr>
+    </w:lvl>
+    <w:lvl w:ilvl="8" w:tentative="1">
+      <w:start w:val="1"/>
+      <w:numFmt w:val="decimal"/>
+      <w:lvlText w:val="%9."/>
+      <w:lvlJc w:val="left"/>
+      <w:pPr>
+        <w:tabs>
+          <w:tab w:val="num" w:pos="6480"/>
+        </w:tabs>
+        <w:ind w:left="6480" w:hanging="360"/>
+      </w:pPr>
+    </w:lvl>
+  </w:abstractNum>
+  <w:abstractNum w:abstractNumId="27" w15:restartNumberingAfterBreak="0">
     <w:nsid w:val="4E9854DD"/>
     <w:multiLevelType w:val="multilevel"/>
     <w:tmpl w:val="ADD2F4D0"/>
@@ -6256,7 +8901,156 @@
       </w:rPr>
     </w:lvl>
   </w:abstractNum>
-  <w:abstractNum w:abstractNumId="20" w15:restartNumberingAfterBreak="0">
+  <w:abstractNum w:abstractNumId="28" w15:restartNumberingAfterBreak="0">
+    <w:nsid w:val="4FE00FD6"/>
+    <w:multiLevelType w:val="multilevel"/>
+    <w:tmpl w:val="78D0383A"/>
+    <w:lvl w:ilvl="0">
+      <w:start w:val="1"/>
+      <w:numFmt w:val="bullet"/>
+      <w:lvlText w:val=""/>
+      <w:lvlJc w:val="left"/>
+      <w:pPr>
+        <w:tabs>
+          <w:tab w:val="num" w:pos="720"/>
+        </w:tabs>
+        <w:ind w:left="720" w:hanging="360"/>
+      </w:pPr>
+      <w:rPr>
+        <w:rFonts w:ascii="Symbol" w:hAnsi="Symbol" w:hint="default"/>
+        <w:sz w:val="20"/>
+      </w:rPr>
+    </w:lvl>
+    <w:lvl w:ilvl="1" w:tentative="1">
+      <w:start w:val="1"/>
+      <w:numFmt w:val="bullet"/>
+      <w:lvlText w:val="o"/>
+      <w:lvlJc w:val="left"/>
+      <w:pPr>
+        <w:tabs>
+          <w:tab w:val="num" w:pos="1440"/>
+        </w:tabs>
+        <w:ind w:left="1440" w:hanging="360"/>
+      </w:pPr>
+      <w:rPr>
+        <w:rFonts w:ascii="Courier New" w:hAnsi="Courier New" w:hint="default"/>
+        <w:sz w:val="20"/>
+      </w:rPr>
+    </w:lvl>
+    <w:lvl w:ilvl="2" w:tentative="1">
+      <w:start w:val="1"/>
+      <w:numFmt w:val="bullet"/>
+      <w:lvlText w:val=""/>
+      <w:lvlJc w:val="left"/>
+      <w:pPr>
+        <w:tabs>
+          <w:tab w:val="num" w:pos="2160"/>
+        </w:tabs>
+        <w:ind w:left="2160" w:hanging="360"/>
+      </w:pPr>
+      <w:rPr>
+        <w:rFonts w:ascii="Wingdings" w:hAnsi="Wingdings" w:hint="default"/>
+        <w:sz w:val="20"/>
+      </w:rPr>
+    </w:lvl>
+    <w:lvl w:ilvl="3" w:tentative="1">
+      <w:start w:val="1"/>
+      <w:numFmt w:val="bullet"/>
+      <w:lvlText w:val=""/>
+      <w:lvlJc w:val="left"/>
+      <w:pPr>
+        <w:tabs>
+          <w:tab w:val="num" w:pos="2880"/>
+        </w:tabs>
+        <w:ind w:left="2880" w:hanging="360"/>
+      </w:pPr>
+      <w:rPr>
+        <w:rFonts w:ascii="Wingdings" w:hAnsi="Wingdings" w:hint="default"/>
+        <w:sz w:val="20"/>
+      </w:rPr>
+    </w:lvl>
+    <w:lvl w:ilvl="4" w:tentative="1">
+      <w:start w:val="1"/>
+      <w:numFmt w:val="bullet"/>
+      <w:lvlText w:val=""/>
+      <w:lvlJc w:val="left"/>
+      <w:pPr>
+        <w:tabs>
+          <w:tab w:val="num" w:pos="3600"/>
+        </w:tabs>
+        <w:ind w:left="3600" w:hanging="360"/>
+      </w:pPr>
+      <w:rPr>
+        <w:rFonts w:ascii="Wingdings" w:hAnsi="Wingdings" w:hint="default"/>
+        <w:sz w:val="20"/>
+      </w:rPr>
+    </w:lvl>
+    <w:lvl w:ilvl="5" w:tentative="1">
+      <w:start w:val="1"/>
+      <w:numFmt w:val="bullet"/>
+      <w:lvlText w:val=""/>
+      <w:lvlJc w:val="left"/>
+      <w:pPr>
+        <w:tabs>
+          <w:tab w:val="num" w:pos="4320"/>
+        </w:tabs>
+        <w:ind w:left="4320" w:hanging="360"/>
+      </w:pPr>
+      <w:rPr>
+        <w:rFonts w:ascii="Wingdings" w:hAnsi="Wingdings" w:hint="default"/>
+        <w:sz w:val="20"/>
+      </w:rPr>
+    </w:lvl>
+    <w:lvl w:ilvl="6" w:tentative="1">
+      <w:start w:val="1"/>
+      <w:numFmt w:val="bullet"/>
+      <w:lvlText w:val=""/>
+      <w:lvlJc w:val="left"/>
+      <w:pPr>
+        <w:tabs>
+          <w:tab w:val="num" w:pos="5040"/>
+        </w:tabs>
+        <w:ind w:left="5040" w:hanging="360"/>
+      </w:pPr>
+      <w:rPr>
+        <w:rFonts w:ascii="Wingdings" w:hAnsi="Wingdings" w:hint="default"/>
+        <w:sz w:val="20"/>
+      </w:rPr>
+    </w:lvl>
+    <w:lvl w:ilvl="7" w:tentative="1">
+      <w:start w:val="1"/>
+      <w:numFmt w:val="bullet"/>
+      <w:lvlText w:val=""/>
+      <w:lvlJc w:val="left"/>
+      <w:pPr>
+        <w:tabs>
+          <w:tab w:val="num" w:pos="5760"/>
+        </w:tabs>
+        <w:ind w:left="5760" w:hanging="360"/>
+      </w:pPr>
+      <w:rPr>
+        <w:rFonts w:ascii="Wingdings" w:hAnsi="Wingdings" w:hint="default"/>
+        <w:sz w:val="20"/>
+      </w:rPr>
+    </w:lvl>
+    <w:lvl w:ilvl="8" w:tentative="1">
+      <w:start w:val="1"/>
+      <w:numFmt w:val="bullet"/>
+      <w:lvlText w:val=""/>
+      <w:lvlJc w:val="left"/>
+      <w:pPr>
+        <w:tabs>
+          <w:tab w:val="num" w:pos="6480"/>
+        </w:tabs>
+        <w:ind w:left="6480" w:hanging="360"/>
+      </w:pPr>
+      <w:rPr>
+        <w:rFonts w:ascii="Wingdings" w:hAnsi="Wingdings" w:hint="default"/>
+        <w:sz w:val="20"/>
+      </w:rPr>
+    </w:lvl>
+  </w:abstractNum>
+  <w:abstractNum w:abstractNumId="29" w15:restartNumberingAfterBreak="0">
     <w:nsid w:val="522E72D6"/>
     <w:multiLevelType w:val="multilevel"/>
     <w:tmpl w:val="98685024"/>
@@ -6369,7 +9163,7 @@
       </w:pPr>
     </w:lvl>
   </w:abstractNum>
-  <w:abstractNum w:abstractNumId="21" w15:restartNumberingAfterBreak="0">
+  <w:abstractNum w:abstractNumId="30" w15:restartNumberingAfterBreak="0">
     <w:nsid w:val="57657EE2"/>
     <w:multiLevelType w:val="multilevel"/>
     <w:tmpl w:val="FBC2E4B2"/>
@@ -6518,7 +9312,7 @@
       </w:rPr>
     </w:lvl>
   </w:abstractNum>
-  <w:abstractNum w:abstractNumId="22" w15:restartNumberingAfterBreak="0">
+  <w:abstractNum w:abstractNumId="31" w15:restartNumberingAfterBreak="0">
     <w:nsid w:val="6AA51210"/>
     <w:multiLevelType w:val="multilevel"/>
     <w:tmpl w:val="37BA3E74"/>
@@ -6667,7 +9461,7 @@
       </w:rPr>
     </w:lvl>
   </w:abstractNum>
-  <w:abstractNum w:abstractNumId="23" w15:restartNumberingAfterBreak="0">
+  <w:abstractNum w:abstractNumId="32" w15:restartNumberingAfterBreak="0">
     <w:nsid w:val="6D5E0DDB"/>
     <w:multiLevelType w:val="multilevel"/>
     <w:tmpl w:val="5BC27E1A"/>
@@ -6816,7 +9610,156 @@
       </w:rPr>
     </w:lvl>
   </w:abstractNum>
-  <w:abstractNum w:abstractNumId="24" w15:restartNumberingAfterBreak="0">
+  <w:abstractNum w:abstractNumId="33" w15:restartNumberingAfterBreak="0">
+    <w:nsid w:val="71C260D2"/>
+    <w:multiLevelType w:val="multilevel"/>
+    <w:tmpl w:val="241A800A"/>
+    <w:lvl w:ilvl="0">
+      <w:start w:val="1"/>
+      <w:numFmt w:val="bullet"/>
+      <w:lvlText w:val=""/>
+      <w:lvlJc w:val="left"/>
+      <w:pPr>
+        <w:tabs>
+          <w:tab w:val="num" w:pos="720"/>
+        </w:tabs>
+        <w:ind w:left="720" w:hanging="360"/>
+      </w:pPr>
+      <w:rPr>
+        <w:rFonts w:ascii="Symbol" w:hAnsi="Symbol" w:hint="default"/>
+        <w:sz w:val="20"/>
+      </w:rPr>
+    </w:lvl>
+    <w:lvl w:ilvl="1" w:tentative="1">
+      <w:start w:val="1"/>
+      <w:numFmt w:val="bullet"/>
+      <w:lvlText w:val="o"/>
+      <w:lvlJc w:val="left"/>
+      <w:pPr>
+        <w:tabs>
+          <w:tab w:val="num" w:pos="1440"/>
+        </w:tabs>
+        <w:ind w:left="1440" w:hanging="360"/>
+      </w:pPr>
+      <w:rPr>
+        <w:rFonts w:ascii="Courier New" w:hAnsi="Courier New" w:hint="default"/>
+        <w:sz w:val="20"/>
+      </w:rPr>
+    </w:lvl>
+    <w:lvl w:ilvl="2" w:tentative="1">
+      <w:start w:val="1"/>
+      <w:numFmt w:val="bullet"/>
+      <w:lvlText w:val=""/>
+      <w:lvlJc w:val="left"/>
+      <w:pPr>
+        <w:tabs>
+          <w:tab w:val="num" w:pos="2160"/>
+        </w:tabs>
+        <w:ind w:left="2160" w:hanging="360"/>
+      </w:pPr>
+      <w:rPr>
+        <w:rFonts w:ascii="Wingdings" w:hAnsi="Wingdings" w:hint="default"/>
+        <w:sz w:val="20"/>
+      </w:rPr>
+    </w:lvl>
+    <w:lvl w:ilvl="3" w:tentative="1">
+      <w:start w:val="1"/>
+      <w:numFmt w:val="bullet"/>
+      <w:lvlText w:val=""/>
+      <w:lvlJc w:val="left"/>
+      <w:pPr>
+        <w:tabs>
+          <w:tab w:val="num" w:pos="2880"/>
+        </w:tabs>
+        <w:ind w:left="2880" w:hanging="360"/>
+      </w:pPr>
+      <w:rPr>
+        <w:rFonts w:ascii="Wingdings" w:hAnsi="Wingdings" w:hint="default"/>
+        <w:sz w:val="20"/>
+      </w:rPr>
+    </w:lvl>
+    <w:lvl w:ilvl="4" w:tentative="1">
+      <w:start w:val="1"/>
+      <w:numFmt w:val="bullet"/>
+      <w:lvlText w:val=""/>
+      <w:lvlJc w:val="left"/>
+      <w:pPr>
+        <w:tabs>
+          <w:tab w:val="num" w:pos="3600"/>
+        </w:tabs>
+        <w:ind w:left="3600" w:hanging="360"/>
+      </w:pPr>
+      <w:rPr>
+        <w:rFonts w:ascii="Wingdings" w:hAnsi="Wingdings" w:hint="default"/>
+        <w:sz w:val="20"/>
+      </w:rPr>
+    </w:lvl>
+    <w:lvl w:ilvl="5" w:tentative="1">
+      <w:start w:val="1"/>
+      <w:numFmt w:val="bullet"/>
+      <w:lvlText w:val=""/>
+      <w:lvlJc w:val="left"/>
+      <w:pPr>
+        <w:tabs>
+          <w:tab w:val="num" w:pos="4320"/>
+        </w:tabs>
+        <w:ind w:left="4320" w:hanging="360"/>
+      </w:pPr>
+      <w:rPr>
+        <w:rFonts w:ascii="Wingdings" w:hAnsi="Wingdings" w:hint="default"/>
+        <w:sz w:val="20"/>
+      </w:rPr>
+    </w:lvl>
+    <w:lvl w:ilvl="6" w:tentative="1">
+      <w:start w:val="1"/>
+      <w:numFmt w:val="bullet"/>
+      <w:lvlText w:val=""/>
+      <w:lvlJc w:val="left"/>
+      <w:pPr>
+        <w:tabs>
+          <w:tab w:val="num" w:pos="5040"/>
+        </w:tabs>
+        <w:ind w:left="5040" w:hanging="360"/>
+      </w:pPr>
+      <w:rPr>
+        <w:rFonts w:ascii="Wingdings" w:hAnsi="Wingdings" w:hint="default"/>
+        <w:sz w:val="20"/>
+      </w:rPr>
+    </w:lvl>
+    <w:lvl w:ilvl="7" w:tentative="1">
+      <w:start w:val="1"/>
+      <w:numFmt w:val="bullet"/>
+      <w:lvlText w:val=""/>
+      <w:lvlJc w:val="left"/>
+      <w:pPr>
+        <w:tabs>
+          <w:tab w:val="num" w:pos="5760"/>
+        </w:tabs>
+        <w:ind w:left="5760" w:hanging="360"/>
+      </w:pPr>
+      <w:rPr>
+        <w:rFonts w:ascii="Wingdings" w:hAnsi="Wingdings" w:hint="default"/>
+        <w:sz w:val="20"/>
+      </w:rPr>
+    </w:lvl>
+    <w:lvl w:ilvl="8" w:tentative="1">
+      <w:start w:val="1"/>
+      <w:numFmt w:val="bullet"/>
+      <w:lvlText w:val=""/>
+      <w:lvlJc w:val="left"/>
+      <w:pPr>
+        <w:tabs>
+          <w:tab w:val="num" w:pos="6480"/>
+        </w:tabs>
+        <w:ind w:left="6480" w:hanging="360"/>
+      </w:pPr>
+      <w:rPr>
+        <w:rFonts w:ascii="Wingdings" w:hAnsi="Wingdings" w:hint="default"/>
+        <w:sz w:val="20"/>
+      </w:rPr>
+    </w:lvl>
+  </w:abstractNum>
+  <w:abstractNum w:abstractNumId="34" w15:restartNumberingAfterBreak="0">
     <w:nsid w:val="744D6E76"/>
     <w:multiLevelType w:val="multilevel"/>
     <w:tmpl w:val="EE222992"/>
@@ -6965,7 +9908,7 @@
       </w:rPr>
     </w:lvl>
   </w:abstractNum>
-  <w:abstractNum w:abstractNumId="25" w15:restartNumberingAfterBreak="0">
+  <w:abstractNum w:abstractNumId="35" w15:restartNumberingAfterBreak="0">
     <w:nsid w:val="79AF120B"/>
     <w:multiLevelType w:val="multilevel"/>
     <w:tmpl w:val="E14A659C"/>
@@ -7078,7 +10021,7 @@
       </w:pPr>
     </w:lvl>
   </w:abstractNum>
-  <w:abstractNum w:abstractNumId="26" w15:restartNumberingAfterBreak="0">
+  <w:abstractNum w:abstractNumId="36" w15:restartNumberingAfterBreak="0">
     <w:nsid w:val="7A49260F"/>
     <w:multiLevelType w:val="multilevel"/>
     <w:tmpl w:val="6C4868AE"/>
@@ -7227,7 +10170,7 @@
       </w:rPr>
     </w:lvl>
   </w:abstractNum>
-  <w:abstractNum w:abstractNumId="27" w15:restartNumberingAfterBreak="0">
+  <w:abstractNum w:abstractNumId="37" w15:restartNumberingAfterBreak="0">
     <w:nsid w:val="7C897367"/>
     <w:multiLevelType w:val="multilevel"/>
     <w:tmpl w:val="347CE21E"/>
@@ -7341,88 +10284,118 @@
     </w:lvl>
   </w:abstractNum>
   <w:num w:numId="1" w16cid:durableId="791825712">
-    <w:abstractNumId w:val="11"/>
+    <w:abstractNumId w:val="14"/>
   </w:num>
   <w:num w:numId="2" w16cid:durableId="1146974428">
-    <w:abstractNumId w:val="25"/>
+    <w:abstractNumId w:val="35"/>
   </w:num>
   <w:num w:numId="3" w16cid:durableId="1711030139">
-    <w:abstractNumId w:val="8"/>
+    <w:abstractNumId w:val="10"/>
   </w:num>
   <w:num w:numId="4" w16cid:durableId="1510605291">
-    <w:abstractNumId w:val="2"/>
+    <w:abstractNumId w:val="4"/>
   </w:num>
   <w:num w:numId="5" w16cid:durableId="396365060">
-    <w:abstractNumId w:val="15"/>
+    <w:abstractNumId w:val="21"/>
   </w:num>
   <w:num w:numId="6" w16cid:durableId="666127393">
-    <w:abstractNumId w:val="27"/>
+    <w:abstractNumId w:val="37"/>
   </w:num>
   <w:num w:numId="7" w16cid:durableId="29427476">
-    <w:abstractNumId w:val="21"/>
+    <w:abstractNumId w:val="30"/>
   </w:num>
   <w:num w:numId="8" w16cid:durableId="245774302">
-    <w:abstractNumId w:val="7"/>
+    <w:abstractNumId w:val="9"/>
   </w:num>
   <w:num w:numId="9" w16cid:durableId="1314144391">
     <w:abstractNumId w:val="0"/>
   </w:num>
   <w:num w:numId="10" w16cid:durableId="5178612">
+    <w:abstractNumId w:val="29"/>
+  </w:num>
+  <w:num w:numId="11" w16cid:durableId="881480437">
+    <w:abstractNumId w:val="7"/>
+  </w:num>
+  <w:num w:numId="12" w16cid:durableId="1691685469">
+    <w:abstractNumId w:val="22"/>
+  </w:num>
+  <w:num w:numId="13" w16cid:durableId="1680544400">
+    <w:abstractNumId w:val="15"/>
+  </w:num>
+  <w:num w:numId="14" w16cid:durableId="1292708989">
+    <w:abstractNumId w:val="27"/>
+  </w:num>
+  <w:num w:numId="15" w16cid:durableId="849831389">
+    <w:abstractNumId w:val="31"/>
+  </w:num>
+  <w:num w:numId="16" w16cid:durableId="1216551918">
+    <w:abstractNumId w:val="6"/>
+  </w:num>
+  <w:num w:numId="17" w16cid:durableId="876312558">
+    <w:abstractNumId w:val="12"/>
+  </w:num>
+  <w:num w:numId="18" w16cid:durableId="85423904">
+    <w:abstractNumId w:val="18"/>
+  </w:num>
+  <w:num w:numId="19" w16cid:durableId="12076822">
+    <w:abstractNumId w:val="23"/>
+  </w:num>
+  <w:num w:numId="20" w16cid:durableId="1921326975">
+    <w:abstractNumId w:val="2"/>
+  </w:num>
+  <w:num w:numId="21" w16cid:durableId="427041875">
+    <w:abstractNumId w:val="36"/>
+  </w:num>
+  <w:num w:numId="22" w16cid:durableId="1075008074">
+    <w:abstractNumId w:val="17"/>
+  </w:num>
+  <w:num w:numId="23" w16cid:durableId="1939633198">
+    <w:abstractNumId w:val="5"/>
+  </w:num>
+  <w:num w:numId="24" w16cid:durableId="1594507984">
+    <w:abstractNumId w:val="25"/>
+  </w:num>
+  <w:num w:numId="25" w16cid:durableId="268439421">
+    <w:abstractNumId w:val="32"/>
+  </w:num>
+  <w:num w:numId="26" w16cid:durableId="441649182">
+    <w:abstractNumId w:val="34"/>
+  </w:num>
+  <w:num w:numId="27" w16cid:durableId="485709610">
+    <w:abstractNumId w:val="8"/>
+  </w:num>
+  <w:num w:numId="28" w16cid:durableId="425809742">
+    <w:abstractNumId w:val="13"/>
+  </w:num>
+  <w:num w:numId="29" w16cid:durableId="454442642">
+    <w:abstractNumId w:val="26"/>
+  </w:num>
+  <w:num w:numId="30" w16cid:durableId="53504430">
+    <w:abstractNumId w:val="11"/>
+  </w:num>
+  <w:num w:numId="31" w16cid:durableId="1078819829">
+    <w:abstractNumId w:val="1"/>
+  </w:num>
+  <w:num w:numId="32" w16cid:durableId="229922624">
+    <w:abstractNumId w:val="24"/>
+  </w:num>
+  <w:num w:numId="33" w16cid:durableId="1272474745">
+    <w:abstractNumId w:val="33"/>
+  </w:num>
+  <w:num w:numId="34" w16cid:durableId="882986650">
+    <w:abstractNumId w:val="16"/>
+  </w:num>
+  <w:num w:numId="35" w16cid:durableId="1045644087">
     <w:abstractNumId w:val="20"/>
   </w:num>
-  <w:num w:numId="11" w16cid:durableId="881480437">
-    <w:abstractNumId w:val="5"/>
+  <w:num w:numId="36" w16cid:durableId="957686662">
+    <w:abstractNumId w:val="28"/>
   </w:num>
-  <w:num w:numId="12" w16cid:durableId="1691685469">
-    <w:abstractNumId w:val="16"/>
-  </w:num>
-  <w:num w:numId="13" w16cid:durableId="1680544400">
-    <w:abstractNumId w:val="12"/>
-  </w:num>
-  <w:num w:numId="14" w16cid:durableId="1292708989">
-    <w:abstractNumId w:val="19"/>
-  </w:num>
-  <w:num w:numId="15" w16cid:durableId="849831389">
-    <w:abstractNumId w:val="22"/>
-  </w:num>
-  <w:num w:numId="16" w16cid:durableId="1216551918">
-    <w:abstractNumId w:val="4"/>
-  </w:num>
-  <w:num w:numId="17" w16cid:durableId="876312558">
-    <w:abstractNumId w:val="9"/>
-  </w:num>
-  <w:num w:numId="18" w16cid:durableId="85423904">
-    <w:abstractNumId w:val="14"/>
-  </w:num>
-  <w:num w:numId="19" w16cid:durableId="12076822">
-    <w:abstractNumId w:val="17"/>
-  </w:num>
-  <w:num w:numId="20" w16cid:durableId="1921326975">
-    <w:abstractNumId w:val="1"/>
-  </w:num>
-  <w:num w:numId="21" w16cid:durableId="427041875">
-    <w:abstractNumId w:val="26"/>
-  </w:num>
-  <w:num w:numId="22" w16cid:durableId="1075008074">
-    <w:abstractNumId w:val="13"/>
-  </w:num>
-  <w:num w:numId="23" w16cid:durableId="1939633198">
+  <w:num w:numId="37" w16cid:durableId="1420903096">
     <w:abstractNumId w:val="3"/>
   </w:num>
-  <w:num w:numId="24" w16cid:durableId="1594507984">
-    <w:abstractNumId w:val="18"/>
-  </w:num>
-  <w:num w:numId="25" w16cid:durableId="268439421">
-    <w:abstractNumId w:val="23"/>
-  </w:num>
-  <w:num w:numId="26" w16cid:durableId="441649182">
-    <w:abstractNumId w:val="24"/>
-  </w:num>
-  <w:num w:numId="27" w16cid:durableId="485709610">
-    <w:abstractNumId w:val="6"/>
-  </w:num>
-  <w:num w:numId="28" w16cid:durableId="425809742">
-    <w:abstractNumId w:val="10"/>
+  <w:num w:numId="38" w16cid:durableId="1193035078">
+    <w:abstractNumId w:val="19"/>
   </w:num>
 </w:numbering>
 </file>
